--- a/supplementary1.docx
+++ b/supplementary1.docx
@@ -184,10 +184,10 @@
             <v:path o:extrusionok="f" gradientshapeok="t" o:connecttype="rect"/>
             <o:lock v:ext="edit" aspectratio="t"/>
           </v:shapetype>
-          <v:shape id="_x0000_i1025" type="#_x0000_t75" style="width:340.9pt;height:425.85pt;mso-position-vertical:absolute" o:ole="">
+          <v:shape id="_x0000_i1025" type="#_x0000_t75" style="width:340.6pt;height:425.75pt;mso-position-vertical:absolute" o:ole="">
             <v:imagedata r:id="rId4" o:title=""/>
           </v:shape>
-          <o:OLEObject Type="Embed" ProgID="Origin50.Graph" ShapeID="_x0000_i1025" DrawAspect="Content" ObjectID="_1824640708" r:id="rId5"/>
+          <o:OLEObject Type="Embed" ProgID="Origin50.Graph" ShapeID="_x0000_i1025" DrawAspect="Content" ObjectID="_1824907529" r:id="rId5"/>
         </w:object>
       </w:r>
     </w:p>
@@ -199,10 +199,10 @@
     <w:p>
       <w:r>
         <w:object w:dxaOrig="4535" w:dyaOrig="5669">
-          <v:shape id="_x0000_i1032" type="#_x0000_t75" style="width:339.55pt;height:424.85pt" o:ole="">
+          <v:shape id="_x0000_i1026" type="#_x0000_t75" style="width:339.95pt;height:425.1pt" o:ole="">
             <v:imagedata r:id="rId6" o:title=""/>
           </v:shape>
-          <o:OLEObject Type="Embed" ProgID="Origin50.Graph" ShapeID="_x0000_i1032" DrawAspect="Content" ObjectID="_1824640709" r:id="rId7"/>
+          <o:OLEObject Type="Embed" ProgID="Origin50.Graph" ShapeID="_x0000_i1026" DrawAspect="Content" ObjectID="_1824907530" r:id="rId7"/>
         </w:object>
       </w:r>
     </w:p>
@@ -11379,7 +11379,15 @@
       </w:r>
       <w:proofErr w:type="spellEnd"/>
       <w:r>
-        <w:t>) = 1.809 eV (</w:t>
+        <w:t xml:space="preserve">) = 1.809 </w:t>
+      </w:r>
+      <w:proofErr w:type="spellStart"/>
+      <w:r>
+        <w:t>eV</w:t>
+      </w:r>
+      <w:proofErr w:type="spellEnd"/>
+      <w:r>
+        <w:t xml:space="preserve"> (</w:t>
       </w:r>
       <w:r>
         <w:rPr>
@@ -20695,7 +20703,19 @@
         <w:rPr>
           <w:lang w:val="en-US"/>
         </w:rPr>
-        <w:t xml:space="preserve"> of elementary MO-MO transitions to Q-band transitions of face-to-face </w:t>
+        <w:t xml:space="preserve"> of elementary MO-MO transitions to</w:t>
+      </w:r>
+      <w:r>
+        <w:rPr>
+          <w:lang w:val="en-US"/>
+        </w:rPr>
+        <w:t xml:space="preserve"> the</w:t>
+      </w:r>
+      <w:r>
+        <w:rPr>
+          <w:lang w:val="en-US"/>
+        </w:rPr>
+        <w:t xml:space="preserve"> Q-band transitions of face-to-face </w:t>
       </w:r>
       <w:proofErr w:type="spellStart"/>
       <w:r>
@@ -21176,15 +21196,7 @@
                 <w:sz w:val="18"/>
                 <w:szCs w:val="18"/>
               </w:rPr>
-              <w:t>3.</w:t>
-            </w:r>
-            <w:r>
-              <w:rPr>
-                <w:rFonts w:cstheme="minorHAnsi"/>
-                <w:sz w:val="18"/>
-                <w:szCs w:val="18"/>
-              </w:rPr>
-              <w:t>5</w:t>
+              <w:t>3.5</w:t>
             </w:r>
           </w:p>
         </w:tc>
@@ -24109,6 +24121,13 @@
                 <w:szCs w:val="18"/>
               </w:rPr>
             </w:pPr>
+            <w:r>
+              <w:rPr>
+                <w:sz w:val="18"/>
+                <w:szCs w:val="18"/>
+              </w:rPr>
+              <w:t>1.731</w:t>
+            </w:r>
           </w:p>
         </w:tc>
         <w:tc>
@@ -24172,6 +24191,13 @@
                 <w:szCs w:val="18"/>
               </w:rPr>
             </w:pPr>
+            <w:r>
+              <w:rPr>
+                <w:sz w:val="18"/>
+                <w:szCs w:val="18"/>
+              </w:rPr>
+              <w:t>-6.495</w:t>
+            </w:r>
           </w:p>
         </w:tc>
         <w:tc>
@@ -24228,6 +24254,20 @@
                 <w:szCs w:val="18"/>
               </w:rPr>
             </w:pPr>
+            <w:r>
+              <w:rPr>
+                <w:sz w:val="18"/>
+                <w:szCs w:val="18"/>
+              </w:rPr>
+              <w:t>-</w:t>
+            </w:r>
+            <w:r>
+              <w:rPr>
+                <w:sz w:val="18"/>
+                <w:szCs w:val="18"/>
+              </w:rPr>
+              <w:t>1.574</w:t>
+            </w:r>
           </w:p>
         </w:tc>
         <w:tc>
@@ -24245,9 +24285,16 @@
                 <w:rFonts w:cstheme="minorHAnsi"/>
                 <w:sz w:val="18"/>
                 <w:szCs w:val="18"/>
-                <w:lang w:val="en-US"/>
-              </w:rPr>
-            </w:pPr>
+              </w:rPr>
+            </w:pPr>
+            <w:r>
+              <w:rPr>
+                <w:rFonts w:cstheme="minorHAnsi"/>
+                <w:sz w:val="18"/>
+                <w:szCs w:val="18"/>
+              </w:rPr>
+              <w:t>46.3%</w:t>
+            </w:r>
           </w:p>
         </w:tc>
       </w:tr>
@@ -24364,6 +24411,13 @@
                 <w:szCs w:val="18"/>
               </w:rPr>
             </w:pPr>
+            <w:r>
+              <w:rPr>
+                <w:sz w:val="18"/>
+                <w:szCs w:val="18"/>
+              </w:rPr>
+              <w:t>-6.482</w:t>
+            </w:r>
           </w:p>
         </w:tc>
         <w:tc>
@@ -24422,6 +24476,27 @@
                 <w:szCs w:val="18"/>
               </w:rPr>
             </w:pPr>
+            <w:r>
+              <w:rPr>
+                <w:sz w:val="18"/>
+                <w:szCs w:val="18"/>
+              </w:rPr>
+              <w:t>-</w:t>
+            </w:r>
+            <w:r>
+              <w:rPr>
+                <w:sz w:val="18"/>
+                <w:szCs w:val="18"/>
+              </w:rPr>
+              <w:t>1.58</w:t>
+            </w:r>
+            <w:r>
+              <w:rPr>
+                <w:sz w:val="18"/>
+                <w:szCs w:val="18"/>
+              </w:rPr>
+              <w:t>8</w:t>
+            </w:r>
           </w:p>
         </w:tc>
         <w:tc>
@@ -24440,9 +24515,16 @@
                 <w:rFonts w:cstheme="minorHAnsi"/>
                 <w:sz w:val="18"/>
                 <w:szCs w:val="18"/>
-                <w:lang w:val="en-US"/>
-              </w:rPr>
-            </w:pPr>
+              </w:rPr>
+            </w:pPr>
+            <w:r>
+              <w:rPr>
+                <w:rFonts w:cstheme="minorHAnsi"/>
+                <w:sz w:val="18"/>
+                <w:szCs w:val="18"/>
+              </w:rPr>
+              <w:t>48.3%</w:t>
+            </w:r>
           </w:p>
         </w:tc>
       </w:tr>
@@ -24520,6 +24602,20 @@
                 <w:szCs w:val="18"/>
               </w:rPr>
             </w:pPr>
+            <w:r>
+              <w:rPr>
+                <w:sz w:val="18"/>
+                <w:szCs w:val="18"/>
+              </w:rPr>
+              <w:t>1.86</w:t>
+            </w:r>
+            <w:r>
+              <w:rPr>
+                <w:sz w:val="18"/>
+                <w:szCs w:val="18"/>
+              </w:rPr>
+              <w:t>6</w:t>
+            </w:r>
           </w:p>
         </w:tc>
         <w:tc>
@@ -24583,6 +24679,13 @@
                 <w:szCs w:val="18"/>
               </w:rPr>
             </w:pPr>
+            <w:r>
+              <w:rPr>
+                <w:sz w:val="18"/>
+                <w:szCs w:val="18"/>
+              </w:rPr>
+              <w:t>-6.495</w:t>
+            </w:r>
           </w:p>
         </w:tc>
         <w:tc>
@@ -24639,6 +24742,27 @@
                 <w:szCs w:val="18"/>
               </w:rPr>
             </w:pPr>
+            <w:r>
+              <w:rPr>
+                <w:sz w:val="18"/>
+                <w:szCs w:val="18"/>
+              </w:rPr>
+              <w:t>-</w:t>
+            </w:r>
+            <w:r>
+              <w:rPr>
+                <w:sz w:val="18"/>
+                <w:szCs w:val="18"/>
+              </w:rPr>
+              <w:t>1.58</w:t>
+            </w:r>
+            <w:r>
+              <w:rPr>
+                <w:sz w:val="18"/>
+                <w:szCs w:val="18"/>
+              </w:rPr>
+              <w:t>8</w:t>
+            </w:r>
           </w:p>
         </w:tc>
         <w:tc>
@@ -24656,9 +24780,16 @@
                 <w:rFonts w:cstheme="minorHAnsi"/>
                 <w:sz w:val="18"/>
                 <w:szCs w:val="18"/>
-                <w:lang w:val="en-US"/>
-              </w:rPr>
-            </w:pPr>
+              </w:rPr>
+            </w:pPr>
+            <w:r>
+              <w:rPr>
+                <w:rFonts w:cstheme="minorHAnsi"/>
+                <w:sz w:val="18"/>
+                <w:szCs w:val="18"/>
+              </w:rPr>
+              <w:t>46.1%</w:t>
+            </w:r>
           </w:p>
         </w:tc>
       </w:tr>
@@ -24767,6 +24898,13 @@
                 <w:szCs w:val="18"/>
               </w:rPr>
             </w:pPr>
+            <w:r>
+              <w:rPr>
+                <w:sz w:val="18"/>
+                <w:szCs w:val="18"/>
+              </w:rPr>
+              <w:t>-6.482</w:t>
+            </w:r>
           </w:p>
         </w:tc>
         <w:tc>
@@ -24823,6 +24961,20 @@
                 <w:szCs w:val="18"/>
               </w:rPr>
             </w:pPr>
+            <w:r>
+              <w:rPr>
+                <w:sz w:val="18"/>
+                <w:szCs w:val="18"/>
+              </w:rPr>
+              <w:t>-</w:t>
+            </w:r>
+            <w:r>
+              <w:rPr>
+                <w:sz w:val="18"/>
+                <w:szCs w:val="18"/>
+              </w:rPr>
+              <w:t>1.574</w:t>
+            </w:r>
           </w:p>
         </w:tc>
         <w:tc>
@@ -24842,6 +24994,14 @@
                 <w:szCs w:val="18"/>
               </w:rPr>
             </w:pPr>
+            <w:r>
+              <w:rPr>
+                <w:rFonts w:cstheme="minorHAnsi"/>
+                <w:sz w:val="18"/>
+                <w:szCs w:val="18"/>
+              </w:rPr>
+              <w:t>46.1%</w:t>
+            </w:r>
           </w:p>
         </w:tc>
       </w:tr>
@@ -24852,16 +25012,14 @@
           <w:lang w:val="en-US"/>
         </w:rPr>
       </w:pPr>
-      <w:bookmarkStart w:id="0" w:name="_GoBack"/>
-      <w:bookmarkEnd w:id="0"/>
     </w:p>
     <w:p>
       <w:r>
         <w:object w:dxaOrig="6735" w:dyaOrig="4759">
-          <v:shape id="_x0000_i1027" type="#_x0000_t75" style="width:235.45pt;height:181.9pt" o:ole="" o:allowoverlap="f">
+          <v:shape id="_x0000_i1027" type="#_x0000_t75" style="width:235.4pt;height:181.55pt" o:ole="" o:allowoverlap="f">
             <v:imagedata r:id="rId8" o:title="" croptop="3903f" cropbottom="2342f" cropleft="5516f" cropright="5516f"/>
           </v:shape>
-          <o:OLEObject Type="Embed" ProgID="Origin50.Graph" ShapeID="_x0000_i1027" DrawAspect="Content" ObjectID="_1824640710" r:id="rId9"/>
+          <o:OLEObject Type="Embed" ProgID="Origin50.Graph" ShapeID="_x0000_i1027" DrawAspect="Content" ObjectID="_1824907531" r:id="rId9"/>
         </w:object>
       </w:r>
     </w:p>
@@ -24898,48 +25056,12 @@
       </w:r>
     </w:p>
     <w:p>
-      <w:proofErr w:type="spellStart"/>
-      <w:r>
-        <w:rPr>
-          <w:highlight w:val="yellow"/>
-        </w:rPr>
-        <w:t>Table</w:t>
-      </w:r>
-      <w:proofErr w:type="spellEnd"/>
-      <w:r>
-        <w:rPr>
-          <w:highlight w:val="yellow"/>
-        </w:rPr>
-        <w:t xml:space="preserve"> S? </w:t>
-      </w:r>
-      <w:r>
-        <w:rPr>
-          <w:highlight w:val="yellow"/>
-        </w:rPr>
-        <w:t>MO</w:t>
-      </w:r>
-      <w:r>
-        <w:rPr>
-          <w:highlight w:val="yellow"/>
-        </w:rPr>
-        <w:t xml:space="preserve"> </w:t>
-      </w:r>
-      <w:proofErr w:type="spellStart"/>
-      <w:r>
-        <w:rPr>
-          <w:highlight w:val="yellow"/>
-        </w:rPr>
-        <w:t>energies</w:t>
-      </w:r>
-      <w:proofErr w:type="spellEnd"/>
-    </w:p>
-    <w:p>
       <w:r>
         <w:object w:dxaOrig="6505" w:dyaOrig="4531">
-          <v:shape id="_x0000_i1028" type="#_x0000_t75" style="width:235.1pt;height:170.25pt" o:ole="" o:allowoverlap="f">
+          <v:shape id="_x0000_i1028" type="#_x0000_t75" style="width:235.4pt;height:170.3pt" o:ole="" o:allowoverlap="f">
             <v:imagedata r:id="rId10" o:title="" croptop="4100f" cropbottom="4100f" cropleft="5712f" cropright="5712f"/>
           </v:shape>
-          <o:OLEObject Type="Embed" ProgID="Origin50.Graph" ShapeID="_x0000_i1028" DrawAspect="Content" ObjectID="_1824640711" r:id="rId11"/>
+          <o:OLEObject Type="Embed" ProgID="Origin50.Graph" ShapeID="_x0000_i1028" DrawAspect="Content" ObjectID="_1824907532" r:id="rId11"/>
         </w:object>
       </w:r>
     </w:p>
@@ -24999,6 +25121,7 @@
                 <w:szCs w:val="18"/>
               </w:rPr>
             </w:pPr>
+            <w:proofErr w:type="spellStart"/>
             <w:r>
               <w:rPr>
                 <w:rFonts w:cstheme="minorHAnsi"/>
@@ -25006,7 +25129,17 @@
                 <w:sz w:val="18"/>
                 <w:szCs w:val="18"/>
               </w:rPr>
-              <w:t>Shifts, Å</w:t>
+              <w:t>Shifts</w:t>
+            </w:r>
+            <w:proofErr w:type="spellEnd"/>
+            <w:r>
+              <w:rPr>
+                <w:rFonts w:cstheme="minorHAnsi"/>
+                <w:b/>
+                <w:sz w:val="18"/>
+                <w:szCs w:val="18"/>
+              </w:rPr>
+              <w:t>, Å</w:t>
             </w:r>
           </w:p>
         </w:tc>
@@ -25453,6 +25586,14 @@
               </w:rPr>
               <w:t>x =</w:t>
             </w:r>
+            <w:r>
+              <w:rPr>
+                <w:rFonts w:cstheme="minorHAnsi"/>
+                <w:sz w:val="18"/>
+                <w:szCs w:val="18"/>
+              </w:rPr>
+              <w:t xml:space="preserve"> 3.632</w:t>
+            </w:r>
           </w:p>
           <w:p>
             <w:pPr>
@@ -25479,6 +25620,14 @@
               </w:rPr>
               <w:t>y =</w:t>
             </w:r>
+            <w:r>
+              <w:rPr>
+                <w:rFonts w:cstheme="minorHAnsi"/>
+                <w:sz w:val="18"/>
+                <w:szCs w:val="18"/>
+              </w:rPr>
+              <w:t xml:space="preserve"> 0.185</w:t>
+            </w:r>
           </w:p>
           <w:p>
             <w:pPr>
@@ -25504,6 +25653,14 @@
                 <w:szCs w:val="18"/>
               </w:rPr>
               <w:t>z =</w:t>
+            </w:r>
+            <w:r>
+              <w:rPr>
+                <w:rFonts w:cstheme="minorHAnsi"/>
+                <w:sz w:val="18"/>
+                <w:szCs w:val="18"/>
+              </w:rPr>
+              <w:t xml:space="preserve"> 3.214</w:t>
             </w:r>
           </w:p>
           <w:p>
@@ -26417,63 +26574,121 @@
                 <w:szCs w:val="18"/>
               </w:rPr>
             </w:pPr>
-          </w:p>
-        </w:tc>
-        <w:tc>
-          <w:tcPr>
-            <w:tcW w:w="1558" w:type="dxa"/>
-            <w:tcBorders>
-              <w:top w:val="nil"/>
-            </w:tcBorders>
-            <w:vAlign w:val="bottom"/>
-          </w:tcPr>
-          <w:p>
-            <w:pPr>
-              <w:jc w:val="right"/>
-              <w:rPr>
-                <w:rFonts w:cstheme="minorHAnsi"/>
-                <w:sz w:val="18"/>
-                <w:szCs w:val="18"/>
-              </w:rPr>
-            </w:pPr>
-          </w:p>
-        </w:tc>
-        <w:tc>
-          <w:tcPr>
-            <w:tcW w:w="1558" w:type="dxa"/>
-            <w:tcBorders>
-              <w:top w:val="nil"/>
-            </w:tcBorders>
-            <w:vAlign w:val="bottom"/>
-          </w:tcPr>
-          <w:p>
-            <w:pPr>
-              <w:jc w:val="right"/>
-              <w:rPr>
-                <w:rFonts w:cstheme="minorHAnsi"/>
-                <w:sz w:val="18"/>
-                <w:szCs w:val="18"/>
-              </w:rPr>
-            </w:pPr>
-          </w:p>
-        </w:tc>
-        <w:tc>
-          <w:tcPr>
-            <w:tcW w:w="1558" w:type="dxa"/>
-            <w:tcBorders>
-              <w:top w:val="nil"/>
-            </w:tcBorders>
-            <w:vAlign w:val="bottom"/>
-          </w:tcPr>
-          <w:p>
-            <w:pPr>
-              <w:jc w:val="right"/>
-              <w:rPr>
-                <w:rFonts w:cstheme="minorHAnsi"/>
-                <w:sz w:val="18"/>
-                <w:szCs w:val="18"/>
-              </w:rPr>
-            </w:pPr>
+            <w:r>
+              <w:rPr>
+                <w:rFonts w:cstheme="minorHAnsi"/>
+                <w:sz w:val="18"/>
+                <w:szCs w:val="18"/>
+              </w:rPr>
+              <w:t>1.518</w:t>
+            </w:r>
+          </w:p>
+        </w:tc>
+        <w:tc>
+          <w:tcPr>
+            <w:tcW w:w="1558" w:type="dxa"/>
+            <w:tcBorders>
+              <w:top w:val="nil"/>
+            </w:tcBorders>
+            <w:vAlign w:val="bottom"/>
+          </w:tcPr>
+          <w:p>
+            <w:pPr>
+              <w:jc w:val="right"/>
+              <w:rPr>
+                <w:rFonts w:cstheme="minorHAnsi"/>
+                <w:sz w:val="18"/>
+                <w:szCs w:val="18"/>
+              </w:rPr>
+            </w:pPr>
+            <w:r>
+              <w:rPr>
+                <w:rFonts w:cstheme="minorHAnsi"/>
+                <w:sz w:val="18"/>
+                <w:szCs w:val="18"/>
+              </w:rPr>
+              <w:t>1.724</w:t>
+            </w:r>
+          </w:p>
+        </w:tc>
+        <w:tc>
+          <w:tcPr>
+            <w:tcW w:w="1558" w:type="dxa"/>
+            <w:tcBorders>
+              <w:top w:val="nil"/>
+            </w:tcBorders>
+            <w:vAlign w:val="bottom"/>
+          </w:tcPr>
+          <w:p>
+            <w:pPr>
+              <w:jc w:val="right"/>
+              <w:rPr>
+                <w:rFonts w:cstheme="minorHAnsi"/>
+                <w:sz w:val="18"/>
+                <w:szCs w:val="18"/>
+              </w:rPr>
+            </w:pPr>
+            <w:r>
+              <w:rPr>
+                <w:rFonts w:cstheme="minorHAnsi"/>
+                <w:sz w:val="18"/>
+                <w:szCs w:val="18"/>
+              </w:rPr>
+              <w:t>1.970</w:t>
+            </w:r>
+          </w:p>
+        </w:tc>
+        <w:tc>
+          <w:tcPr>
+            <w:tcW w:w="1558" w:type="dxa"/>
+            <w:tcBorders>
+              <w:top w:val="nil"/>
+            </w:tcBorders>
+            <w:vAlign w:val="bottom"/>
+          </w:tcPr>
+          <w:p>
+            <w:pPr>
+              <w:jc w:val="right"/>
+              <w:rPr>
+                <w:rFonts w:cstheme="minorHAnsi"/>
+                <w:sz w:val="18"/>
+                <w:szCs w:val="18"/>
+              </w:rPr>
+            </w:pPr>
+            <w:r>
+              <w:rPr>
+                <w:rFonts w:cstheme="minorHAnsi"/>
+                <w:sz w:val="18"/>
+                <w:szCs w:val="18"/>
+              </w:rPr>
+              <w:t>1</w:t>
+            </w:r>
+            <w:r>
+              <w:rPr>
+                <w:rFonts w:cstheme="minorHAnsi"/>
+                <w:sz w:val="18"/>
+                <w:szCs w:val="18"/>
+              </w:rPr>
+              <w:t xml:space="preserve"> (</w:t>
+            </w:r>
+            <w:proofErr w:type="spellStart"/>
+            <w:r>
+              <w:rPr>
+                <w:rFonts w:cstheme="minorHAnsi"/>
+                <w:sz w:val="18"/>
+                <w:szCs w:val="18"/>
+              </w:rPr>
+              <w:t>ratio</w:t>
+            </w:r>
+            <w:proofErr w:type="spellEnd"/>
+            <w:r>
+              <w:rPr>
+                <w:rFonts w:cstheme="minorHAnsi"/>
+                <w:sz w:val="18"/>
+                <w:szCs w:val="18"/>
+              </w:rPr>
+              <w:t>)</w:t>
+            </w:r>
           </w:p>
         </w:tc>
       </w:tr>
@@ -26766,6 +26981,7 @@
                 <w:lang w:val="en-US"/>
               </w:rPr>
             </w:pPr>
+            <w:proofErr w:type="spellStart"/>
             <w:r>
               <w:rPr>
                 <w:rFonts w:cstheme="minorHAnsi"/>
@@ -26773,8 +26989,9 @@
                 <w:szCs w:val="18"/>
                 <w:lang w:val="en-US"/>
               </w:rPr>
-              <w:t>Δ</w:t>
-            </w:r>
+              <w:t>Δx</w:t>
+            </w:r>
+            <w:proofErr w:type="spellEnd"/>
             <w:r>
               <w:rPr>
                 <w:rFonts w:cstheme="minorHAnsi"/>
@@ -26782,7 +26999,7 @@
                 <w:szCs w:val="18"/>
                 <w:lang w:val="en-US"/>
               </w:rPr>
-              <w:t>x = 1.75</w:t>
+              <w:t xml:space="preserve"> = 1.75</w:t>
             </w:r>
           </w:p>
           <w:p>
@@ -26801,36 +27018,37 @@
                 <w:szCs w:val="18"/>
                 <w:lang w:val="en-US"/>
               </w:rPr>
-              <w:t>Δ</w:t>
-            </w:r>
-            <w:r>
+              <w:t>Δy = 0</w:t>
+            </w:r>
+          </w:p>
+          <w:p>
+            <w:pPr>
               <w:rPr>
                 <w:rFonts w:cstheme="minorHAnsi"/>
                 <w:sz w:val="18"/>
                 <w:szCs w:val="18"/>
                 <w:lang w:val="en-US"/>
               </w:rPr>
-              <w:t>y = 0</w:t>
-            </w:r>
-          </w:p>
-          <w:p>
-            <w:pPr>
+            </w:pPr>
+            <w:r>
               <w:rPr>
                 <w:rFonts w:cstheme="minorHAnsi"/>
                 <w:sz w:val="18"/>
                 <w:szCs w:val="18"/>
                 <w:lang w:val="en-US"/>
               </w:rPr>
-            </w:pPr>
-            <w:r>
+              <w:t>Δz = 3.3</w:t>
+            </w:r>
+          </w:p>
+          <w:p>
+            <w:pPr>
               <w:rPr>
                 <w:rFonts w:cstheme="minorHAnsi"/>
                 <w:sz w:val="18"/>
                 <w:szCs w:val="18"/>
                 <w:lang w:val="en-US"/>
               </w:rPr>
-              <w:t>Δ</w:t>
-            </w:r>
+            </w:pPr>
             <w:r>
               <w:rPr>
                 <w:rFonts w:cstheme="minorHAnsi"/>
@@ -26838,42 +27056,23 @@
                 <w:szCs w:val="18"/>
                 <w:lang w:val="en-US"/>
               </w:rPr>
-              <w:t>z = 3.3</w:t>
-            </w:r>
-          </w:p>
-          <w:p>
-            <w:pPr>
+              <w:t xml:space="preserve">(approx. </w:t>
+            </w:r>
+            <w:r>
+              <w:rPr>
+                <w:rFonts w:cstheme="minorHAnsi"/>
+                <w:sz w:val="18"/>
+                <w:szCs w:val="18"/>
+              </w:rPr>
+              <w:t>α</w:t>
+            </w:r>
+            <w:r>
               <w:rPr>
                 <w:rFonts w:cstheme="minorHAnsi"/>
                 <w:sz w:val="18"/>
                 <w:szCs w:val="18"/>
                 <w:lang w:val="en-US"/>
               </w:rPr>
-            </w:pPr>
-            <w:r>
-              <w:rPr>
-                <w:rFonts w:cstheme="minorHAnsi"/>
-                <w:sz w:val="18"/>
-                <w:szCs w:val="18"/>
-                <w:lang w:val="en-US"/>
-              </w:rPr>
-              <w:t xml:space="preserve">(approx. </w:t>
-            </w:r>
-            <w:r>
-              <w:rPr>
-                <w:rFonts w:cstheme="minorHAnsi"/>
-                <w:sz w:val="18"/>
-                <w:szCs w:val="18"/>
-              </w:rPr>
-              <w:t>α</w:t>
-            </w:r>
-            <w:r>
-              <w:rPr>
-                <w:rFonts w:cstheme="minorHAnsi"/>
-                <w:sz w:val="18"/>
-                <w:szCs w:val="18"/>
-                <w:lang w:val="en-US"/>
-              </w:rPr>
               <w:t>-ZnPc stack)</w:t>
             </w:r>
           </w:p>
@@ -26909,76 +27108,112 @@
           <w:tcPr>
             <w:tcW w:w="1557" w:type="dxa"/>
             <w:tcBorders>
-              <w:bottom w:val="nil"/>
-            </w:tcBorders>
-            <w:vAlign w:val="bottom"/>
-          </w:tcPr>
-          <w:p>
-            <w:pPr>
-              <w:jc w:val="right"/>
-              <w:rPr>
-                <w:rFonts w:cstheme="minorHAnsi"/>
-                <w:sz w:val="18"/>
-                <w:szCs w:val="18"/>
-              </w:rPr>
-            </w:pPr>
-          </w:p>
-        </w:tc>
-        <w:tc>
-          <w:tcPr>
-            <w:tcW w:w="1558" w:type="dxa"/>
-            <w:tcBorders>
-              <w:bottom w:val="nil"/>
-            </w:tcBorders>
-            <w:vAlign w:val="bottom"/>
-          </w:tcPr>
-          <w:p>
-            <w:pPr>
-              <w:jc w:val="right"/>
-              <w:rPr>
-                <w:rFonts w:cstheme="minorHAnsi"/>
-                <w:sz w:val="18"/>
-                <w:szCs w:val="18"/>
-              </w:rPr>
-            </w:pPr>
-          </w:p>
-        </w:tc>
-        <w:tc>
-          <w:tcPr>
-            <w:tcW w:w="1558" w:type="dxa"/>
-            <w:tcBorders>
-              <w:bottom w:val="nil"/>
-            </w:tcBorders>
-            <w:vAlign w:val="bottom"/>
-          </w:tcPr>
-          <w:p>
-            <w:pPr>
-              <w:jc w:val="right"/>
-              <w:rPr>
-                <w:rFonts w:cstheme="minorHAnsi"/>
-                <w:sz w:val="18"/>
-                <w:szCs w:val="18"/>
-              </w:rPr>
-            </w:pPr>
-          </w:p>
-        </w:tc>
-        <w:tc>
-          <w:tcPr>
-            <w:tcW w:w="1558" w:type="dxa"/>
-            <w:tcBorders>
-              <w:bottom w:val="nil"/>
-            </w:tcBorders>
-            <w:vAlign w:val="bottom"/>
-          </w:tcPr>
-          <w:p>
-            <w:pPr>
-              <w:jc w:val="right"/>
-              <w:rPr>
-                <w:rFonts w:cstheme="minorHAnsi"/>
-                <w:sz w:val="18"/>
-                <w:szCs w:val="18"/>
-              </w:rPr>
-            </w:pPr>
+              <w:top w:val="nil"/>
+              <w:left w:val="nil"/>
+              <w:bottom w:val="nil"/>
+              <w:right w:val="nil"/>
+            </w:tcBorders>
+            <w:shd w:val="clear" w:color="auto" w:fill="auto"/>
+          </w:tcPr>
+          <w:p>
+            <w:pPr>
+              <w:jc w:val="right"/>
+              <w:rPr>
+                <w:sz w:val="18"/>
+                <w:szCs w:val="18"/>
+              </w:rPr>
+            </w:pPr>
+            <w:r>
+              <w:rPr>
+                <w:sz w:val="18"/>
+                <w:szCs w:val="18"/>
+              </w:rPr>
+              <w:t>0.483</w:t>
+            </w:r>
+          </w:p>
+        </w:tc>
+        <w:tc>
+          <w:tcPr>
+            <w:tcW w:w="1558" w:type="dxa"/>
+            <w:tcBorders>
+              <w:top w:val="nil"/>
+              <w:left w:val="nil"/>
+              <w:bottom w:val="nil"/>
+              <w:right w:val="nil"/>
+            </w:tcBorders>
+            <w:shd w:val="clear" w:color="auto" w:fill="auto"/>
+          </w:tcPr>
+          <w:p>
+            <w:pPr>
+              <w:jc w:val="right"/>
+              <w:rPr>
+                <w:sz w:val="18"/>
+                <w:szCs w:val="18"/>
+              </w:rPr>
+            </w:pPr>
+            <w:r>
+              <w:rPr>
+                <w:sz w:val="18"/>
+                <w:szCs w:val="18"/>
+              </w:rPr>
+              <w:t>1.809</w:t>
+            </w:r>
+          </w:p>
+        </w:tc>
+        <w:tc>
+          <w:tcPr>
+            <w:tcW w:w="1558" w:type="dxa"/>
+            <w:tcBorders>
+              <w:top w:val="nil"/>
+              <w:left w:val="nil"/>
+              <w:bottom w:val="nil"/>
+              <w:right w:val="nil"/>
+            </w:tcBorders>
+            <w:shd w:val="clear" w:color="auto" w:fill="auto"/>
+          </w:tcPr>
+          <w:p>
+            <w:pPr>
+              <w:jc w:val="right"/>
+              <w:rPr>
+                <w:sz w:val="18"/>
+                <w:szCs w:val="18"/>
+              </w:rPr>
+            </w:pPr>
+            <w:r>
+              <w:rPr>
+                <w:sz w:val="18"/>
+                <w:szCs w:val="18"/>
+              </w:rPr>
+              <w:t>1.809</w:t>
+            </w:r>
+          </w:p>
+        </w:tc>
+        <w:tc>
+          <w:tcPr>
+            <w:tcW w:w="1558" w:type="dxa"/>
+            <w:tcBorders>
+              <w:top w:val="nil"/>
+              <w:left w:val="nil"/>
+              <w:bottom w:val="nil"/>
+              <w:right w:val="nil"/>
+            </w:tcBorders>
+            <w:shd w:val="clear" w:color="auto" w:fill="auto"/>
+          </w:tcPr>
+          <w:p>
+            <w:pPr>
+              <w:jc w:val="right"/>
+              <w:rPr>
+                <w:sz w:val="18"/>
+                <w:szCs w:val="18"/>
+              </w:rPr>
+            </w:pPr>
+            <w:r>
+              <w:rPr>
+                <w:sz w:val="18"/>
+                <w:szCs w:val="18"/>
+              </w:rPr>
+              <w:t>0.483</w:t>
+            </w:r>
           </w:p>
         </w:tc>
       </w:tr>
@@ -27035,79 +27270,111 @@
             <w:tcW w:w="1557" w:type="dxa"/>
             <w:tcBorders>
               <w:top w:val="nil"/>
-              <w:bottom w:val="nil"/>
-            </w:tcBorders>
-            <w:vAlign w:val="bottom"/>
-          </w:tcPr>
-          <w:p>
-            <w:pPr>
-              <w:jc w:val="right"/>
-              <w:rPr>
-                <w:rFonts w:cstheme="minorHAnsi"/>
-                <w:sz w:val="18"/>
-                <w:szCs w:val="18"/>
-              </w:rPr>
-            </w:pPr>
-          </w:p>
-        </w:tc>
-        <w:tc>
-          <w:tcPr>
-            <w:tcW w:w="1558" w:type="dxa"/>
-            <w:tcBorders>
-              <w:top w:val="nil"/>
-              <w:bottom w:val="nil"/>
-            </w:tcBorders>
-            <w:vAlign w:val="bottom"/>
-          </w:tcPr>
-          <w:p>
-            <w:pPr>
-              <w:jc w:val="right"/>
-              <w:rPr>
-                <w:rFonts w:cstheme="minorHAnsi"/>
-                <w:sz w:val="18"/>
-                <w:szCs w:val="18"/>
-              </w:rPr>
-            </w:pPr>
-          </w:p>
-        </w:tc>
-        <w:tc>
-          <w:tcPr>
-            <w:tcW w:w="1558" w:type="dxa"/>
-            <w:tcBorders>
-              <w:top w:val="nil"/>
-              <w:bottom w:val="nil"/>
-            </w:tcBorders>
-            <w:vAlign w:val="bottom"/>
-          </w:tcPr>
-          <w:p>
-            <w:pPr>
-              <w:jc w:val="right"/>
-              <w:rPr>
-                <w:rFonts w:cstheme="minorHAnsi"/>
-                <w:sz w:val="18"/>
-                <w:szCs w:val="18"/>
-              </w:rPr>
-            </w:pPr>
-          </w:p>
-        </w:tc>
-        <w:tc>
-          <w:tcPr>
-            <w:tcW w:w="1558" w:type="dxa"/>
-            <w:tcBorders>
-              <w:top w:val="nil"/>
-              <w:bottom w:val="nil"/>
-            </w:tcBorders>
-            <w:vAlign w:val="bottom"/>
-          </w:tcPr>
-          <w:p>
-            <w:pPr>
-              <w:jc w:val="right"/>
-              <w:rPr>
-                <w:rFonts w:cstheme="minorHAnsi"/>
-                <w:sz w:val="18"/>
-                <w:szCs w:val="18"/>
-              </w:rPr>
-            </w:pPr>
+              <w:left w:val="nil"/>
+              <w:bottom w:val="nil"/>
+              <w:right w:val="nil"/>
+            </w:tcBorders>
+            <w:shd w:val="clear" w:color="auto" w:fill="auto"/>
+          </w:tcPr>
+          <w:p>
+            <w:pPr>
+              <w:jc w:val="right"/>
+              <w:rPr>
+                <w:sz w:val="18"/>
+                <w:szCs w:val="18"/>
+              </w:rPr>
+            </w:pPr>
+            <w:r>
+              <w:rPr>
+                <w:sz w:val="18"/>
+                <w:szCs w:val="18"/>
+              </w:rPr>
+              <w:t>0.568</w:t>
+            </w:r>
+          </w:p>
+        </w:tc>
+        <w:tc>
+          <w:tcPr>
+            <w:tcW w:w="1558" w:type="dxa"/>
+            <w:tcBorders>
+              <w:top w:val="nil"/>
+              <w:left w:val="nil"/>
+              <w:bottom w:val="nil"/>
+              <w:right w:val="nil"/>
+            </w:tcBorders>
+            <w:shd w:val="clear" w:color="auto" w:fill="auto"/>
+          </w:tcPr>
+          <w:p>
+            <w:pPr>
+              <w:jc w:val="right"/>
+              <w:rPr>
+                <w:sz w:val="18"/>
+                <w:szCs w:val="18"/>
+              </w:rPr>
+            </w:pPr>
+            <w:r>
+              <w:rPr>
+                <w:sz w:val="18"/>
+                <w:szCs w:val="18"/>
+              </w:rPr>
+              <w:t>1.801</w:t>
+            </w:r>
+          </w:p>
+        </w:tc>
+        <w:tc>
+          <w:tcPr>
+            <w:tcW w:w="1558" w:type="dxa"/>
+            <w:tcBorders>
+              <w:top w:val="nil"/>
+              <w:left w:val="nil"/>
+              <w:bottom w:val="nil"/>
+              <w:right w:val="nil"/>
+            </w:tcBorders>
+            <w:shd w:val="clear" w:color="auto" w:fill="auto"/>
+          </w:tcPr>
+          <w:p>
+            <w:pPr>
+              <w:jc w:val="right"/>
+              <w:rPr>
+                <w:sz w:val="18"/>
+                <w:szCs w:val="18"/>
+              </w:rPr>
+            </w:pPr>
+            <w:r>
+              <w:rPr>
+                <w:sz w:val="18"/>
+                <w:szCs w:val="18"/>
+              </w:rPr>
+              <w:t>1.852</w:t>
+            </w:r>
+          </w:p>
+        </w:tc>
+        <w:tc>
+          <w:tcPr>
+            <w:tcW w:w="1558" w:type="dxa"/>
+            <w:tcBorders>
+              <w:top w:val="nil"/>
+              <w:left w:val="nil"/>
+              <w:bottom w:val="nil"/>
+              <w:right w:val="nil"/>
+            </w:tcBorders>
+            <w:shd w:val="clear" w:color="auto" w:fill="auto"/>
+          </w:tcPr>
+          <w:p>
+            <w:pPr>
+              <w:jc w:val="right"/>
+              <w:rPr>
+                <w:sz w:val="18"/>
+                <w:szCs w:val="18"/>
+              </w:rPr>
+            </w:pPr>
+            <w:r>
+              <w:rPr>
+                <w:sz w:val="18"/>
+                <w:szCs w:val="18"/>
+              </w:rPr>
+              <w:t>0.604</w:t>
+            </w:r>
           </w:p>
         </w:tc>
       </w:tr>
@@ -27164,79 +27431,111 @@
             <w:tcW w:w="1557" w:type="dxa"/>
             <w:tcBorders>
               <w:top w:val="nil"/>
-              <w:bottom w:val="nil"/>
-            </w:tcBorders>
-            <w:vAlign w:val="bottom"/>
-          </w:tcPr>
-          <w:p>
-            <w:pPr>
-              <w:jc w:val="right"/>
-              <w:rPr>
-                <w:rFonts w:cstheme="minorHAnsi"/>
-                <w:sz w:val="18"/>
-                <w:szCs w:val="18"/>
-              </w:rPr>
-            </w:pPr>
-          </w:p>
-        </w:tc>
-        <w:tc>
-          <w:tcPr>
-            <w:tcW w:w="1558" w:type="dxa"/>
-            <w:tcBorders>
-              <w:top w:val="nil"/>
-              <w:bottom w:val="nil"/>
-            </w:tcBorders>
-            <w:vAlign w:val="bottom"/>
-          </w:tcPr>
-          <w:p>
-            <w:pPr>
-              <w:jc w:val="right"/>
-              <w:rPr>
-                <w:rFonts w:cstheme="minorHAnsi"/>
-                <w:sz w:val="18"/>
-                <w:szCs w:val="18"/>
-              </w:rPr>
-            </w:pPr>
-          </w:p>
-        </w:tc>
-        <w:tc>
-          <w:tcPr>
-            <w:tcW w:w="1558" w:type="dxa"/>
-            <w:tcBorders>
-              <w:top w:val="nil"/>
-              <w:bottom w:val="nil"/>
-            </w:tcBorders>
-            <w:vAlign w:val="bottom"/>
-          </w:tcPr>
-          <w:p>
-            <w:pPr>
-              <w:jc w:val="right"/>
-              <w:rPr>
-                <w:rFonts w:cstheme="minorHAnsi"/>
-                <w:sz w:val="18"/>
-                <w:szCs w:val="18"/>
-              </w:rPr>
-            </w:pPr>
-          </w:p>
-        </w:tc>
-        <w:tc>
-          <w:tcPr>
-            <w:tcW w:w="1558" w:type="dxa"/>
-            <w:tcBorders>
-              <w:top w:val="nil"/>
-              <w:bottom w:val="nil"/>
-            </w:tcBorders>
-            <w:vAlign w:val="bottom"/>
-          </w:tcPr>
-          <w:p>
-            <w:pPr>
-              <w:jc w:val="right"/>
-              <w:rPr>
-                <w:rFonts w:cstheme="minorHAnsi"/>
-                <w:sz w:val="18"/>
-                <w:szCs w:val="18"/>
-              </w:rPr>
-            </w:pPr>
+              <w:left w:val="nil"/>
+              <w:bottom w:val="nil"/>
+              <w:right w:val="nil"/>
+            </w:tcBorders>
+            <w:shd w:val="clear" w:color="auto" w:fill="auto"/>
+          </w:tcPr>
+          <w:p>
+            <w:pPr>
+              <w:jc w:val="right"/>
+              <w:rPr>
+                <w:sz w:val="18"/>
+                <w:szCs w:val="18"/>
+              </w:rPr>
+            </w:pPr>
+            <w:r>
+              <w:rPr>
+                <w:sz w:val="18"/>
+                <w:szCs w:val="18"/>
+              </w:rPr>
+              <w:t>0.683</w:t>
+            </w:r>
+          </w:p>
+        </w:tc>
+        <w:tc>
+          <w:tcPr>
+            <w:tcW w:w="1558" w:type="dxa"/>
+            <w:tcBorders>
+              <w:top w:val="nil"/>
+              <w:left w:val="nil"/>
+              <w:bottom w:val="nil"/>
+              <w:right w:val="nil"/>
+            </w:tcBorders>
+            <w:shd w:val="clear" w:color="auto" w:fill="auto"/>
+          </w:tcPr>
+          <w:p>
+            <w:pPr>
+              <w:jc w:val="right"/>
+              <w:rPr>
+                <w:sz w:val="18"/>
+                <w:szCs w:val="18"/>
+              </w:rPr>
+            </w:pPr>
+            <w:r>
+              <w:rPr>
+                <w:sz w:val="18"/>
+                <w:szCs w:val="18"/>
+              </w:rPr>
+              <w:t>1.807</w:t>
+            </w:r>
+          </w:p>
+        </w:tc>
+        <w:tc>
+          <w:tcPr>
+            <w:tcW w:w="1558" w:type="dxa"/>
+            <w:tcBorders>
+              <w:top w:val="nil"/>
+              <w:left w:val="nil"/>
+              <w:bottom w:val="nil"/>
+              <w:right w:val="nil"/>
+            </w:tcBorders>
+            <w:shd w:val="clear" w:color="auto" w:fill="auto"/>
+          </w:tcPr>
+          <w:p>
+            <w:pPr>
+              <w:jc w:val="right"/>
+              <w:rPr>
+                <w:sz w:val="18"/>
+                <w:szCs w:val="18"/>
+              </w:rPr>
+            </w:pPr>
+            <w:r>
+              <w:rPr>
+                <w:sz w:val="18"/>
+                <w:szCs w:val="18"/>
+              </w:rPr>
+              <w:t>1.873</w:t>
+            </w:r>
+          </w:p>
+        </w:tc>
+        <w:tc>
+          <w:tcPr>
+            <w:tcW w:w="1558" w:type="dxa"/>
+            <w:tcBorders>
+              <w:top w:val="nil"/>
+              <w:left w:val="nil"/>
+              <w:bottom w:val="nil"/>
+              <w:right w:val="nil"/>
+            </w:tcBorders>
+            <w:shd w:val="clear" w:color="auto" w:fill="auto"/>
+          </w:tcPr>
+          <w:p>
+            <w:pPr>
+              <w:jc w:val="right"/>
+              <w:rPr>
+                <w:sz w:val="18"/>
+                <w:szCs w:val="18"/>
+              </w:rPr>
+            </w:pPr>
+            <w:r>
+              <w:rPr>
+                <w:sz w:val="18"/>
+                <w:szCs w:val="18"/>
+              </w:rPr>
+              <w:t>0.717</w:t>
+            </w:r>
           </w:p>
         </w:tc>
       </w:tr>
@@ -27296,79 +27595,111 @@
             <w:tcW w:w="1557" w:type="dxa"/>
             <w:tcBorders>
               <w:top w:val="nil"/>
-              <w:bottom w:val="nil"/>
-            </w:tcBorders>
-            <w:vAlign w:val="bottom"/>
-          </w:tcPr>
-          <w:p>
-            <w:pPr>
-              <w:jc w:val="right"/>
-              <w:rPr>
-                <w:rFonts w:cstheme="minorHAnsi"/>
-                <w:sz w:val="18"/>
-                <w:szCs w:val="18"/>
-              </w:rPr>
-            </w:pPr>
-          </w:p>
-        </w:tc>
-        <w:tc>
-          <w:tcPr>
-            <w:tcW w:w="1558" w:type="dxa"/>
-            <w:tcBorders>
-              <w:top w:val="nil"/>
-              <w:bottom w:val="nil"/>
-            </w:tcBorders>
-            <w:vAlign w:val="bottom"/>
-          </w:tcPr>
-          <w:p>
-            <w:pPr>
-              <w:jc w:val="right"/>
-              <w:rPr>
-                <w:rFonts w:cstheme="minorHAnsi"/>
-                <w:sz w:val="18"/>
-                <w:szCs w:val="18"/>
-              </w:rPr>
-            </w:pPr>
-          </w:p>
-        </w:tc>
-        <w:tc>
-          <w:tcPr>
-            <w:tcW w:w="1558" w:type="dxa"/>
-            <w:tcBorders>
-              <w:top w:val="nil"/>
-              <w:bottom w:val="nil"/>
-            </w:tcBorders>
-            <w:vAlign w:val="bottom"/>
-          </w:tcPr>
-          <w:p>
-            <w:pPr>
-              <w:jc w:val="right"/>
-              <w:rPr>
-                <w:rFonts w:cstheme="minorHAnsi"/>
-                <w:sz w:val="18"/>
-                <w:szCs w:val="18"/>
-              </w:rPr>
-            </w:pPr>
-          </w:p>
-        </w:tc>
-        <w:tc>
-          <w:tcPr>
-            <w:tcW w:w="1558" w:type="dxa"/>
-            <w:tcBorders>
-              <w:top w:val="nil"/>
-              <w:bottom w:val="nil"/>
-            </w:tcBorders>
-            <w:vAlign w:val="bottom"/>
-          </w:tcPr>
-          <w:p>
-            <w:pPr>
-              <w:jc w:val="right"/>
-              <w:rPr>
-                <w:rFonts w:cstheme="minorHAnsi"/>
-                <w:sz w:val="18"/>
-                <w:szCs w:val="18"/>
-              </w:rPr>
-            </w:pPr>
+              <w:left w:val="nil"/>
+              <w:bottom w:val="nil"/>
+              <w:right w:val="nil"/>
+            </w:tcBorders>
+            <w:shd w:val="clear" w:color="auto" w:fill="auto"/>
+          </w:tcPr>
+          <w:p>
+            <w:pPr>
+              <w:jc w:val="right"/>
+              <w:rPr>
+                <w:sz w:val="18"/>
+                <w:szCs w:val="18"/>
+              </w:rPr>
+            </w:pPr>
+            <w:r>
+              <w:rPr>
+                <w:sz w:val="18"/>
+                <w:szCs w:val="18"/>
+              </w:rPr>
+              <w:t>0.798</w:t>
+            </w:r>
+          </w:p>
+        </w:tc>
+        <w:tc>
+          <w:tcPr>
+            <w:tcW w:w="1558" w:type="dxa"/>
+            <w:tcBorders>
+              <w:top w:val="nil"/>
+              <w:left w:val="nil"/>
+              <w:bottom w:val="nil"/>
+              <w:right w:val="nil"/>
+            </w:tcBorders>
+            <w:shd w:val="clear" w:color="auto" w:fill="auto"/>
+          </w:tcPr>
+          <w:p>
+            <w:pPr>
+              <w:jc w:val="right"/>
+              <w:rPr>
+                <w:sz w:val="18"/>
+                <w:szCs w:val="18"/>
+              </w:rPr>
+            </w:pPr>
+            <w:r>
+              <w:rPr>
+                <w:sz w:val="18"/>
+                <w:szCs w:val="18"/>
+              </w:rPr>
+              <w:t>1.810</w:t>
+            </w:r>
+          </w:p>
+        </w:tc>
+        <w:tc>
+          <w:tcPr>
+            <w:tcW w:w="1558" w:type="dxa"/>
+            <w:tcBorders>
+              <w:top w:val="nil"/>
+              <w:left w:val="nil"/>
+              <w:bottom w:val="nil"/>
+              <w:right w:val="nil"/>
+            </w:tcBorders>
+            <w:shd w:val="clear" w:color="auto" w:fill="auto"/>
+          </w:tcPr>
+          <w:p>
+            <w:pPr>
+              <w:jc w:val="right"/>
+              <w:rPr>
+                <w:sz w:val="18"/>
+                <w:szCs w:val="18"/>
+              </w:rPr>
+            </w:pPr>
+            <w:r>
+              <w:rPr>
+                <w:sz w:val="18"/>
+                <w:szCs w:val="18"/>
+              </w:rPr>
+              <w:t>1.884</w:t>
+            </w:r>
+          </w:p>
+        </w:tc>
+        <w:tc>
+          <w:tcPr>
+            <w:tcW w:w="1558" w:type="dxa"/>
+            <w:tcBorders>
+              <w:top w:val="nil"/>
+              <w:left w:val="nil"/>
+              <w:bottom w:val="nil"/>
+              <w:right w:val="nil"/>
+            </w:tcBorders>
+            <w:shd w:val="clear" w:color="auto" w:fill="auto"/>
+          </w:tcPr>
+          <w:p>
+            <w:pPr>
+              <w:jc w:val="right"/>
+              <w:rPr>
+                <w:sz w:val="18"/>
+                <w:szCs w:val="18"/>
+              </w:rPr>
+            </w:pPr>
+            <w:r>
+              <w:rPr>
+                <w:sz w:val="18"/>
+                <w:szCs w:val="18"/>
+              </w:rPr>
+              <w:t>0.825</w:t>
+            </w:r>
           </w:p>
         </w:tc>
       </w:tr>
@@ -27427,74 +27758,121 @@
             <w:tcBorders>
               <w:top w:val="nil"/>
             </w:tcBorders>
-            <w:vAlign w:val="bottom"/>
-          </w:tcPr>
-          <w:p>
-            <w:pPr>
-              <w:jc w:val="right"/>
-              <w:rPr>
-                <w:rFonts w:cstheme="minorHAnsi"/>
-                <w:sz w:val="18"/>
-                <w:szCs w:val="18"/>
-              </w:rPr>
-            </w:pPr>
-          </w:p>
-        </w:tc>
-        <w:tc>
-          <w:tcPr>
-            <w:tcW w:w="1558" w:type="dxa"/>
-            <w:tcBorders>
-              <w:top w:val="nil"/>
-            </w:tcBorders>
-            <w:vAlign w:val="bottom"/>
-          </w:tcPr>
-          <w:p>
-            <w:pPr>
-              <w:jc w:val="right"/>
-              <w:rPr>
-                <w:rFonts w:cstheme="minorHAnsi"/>
-                <w:sz w:val="18"/>
-                <w:szCs w:val="18"/>
-              </w:rPr>
-            </w:pPr>
-          </w:p>
-        </w:tc>
-        <w:tc>
-          <w:tcPr>
-            <w:tcW w:w="1558" w:type="dxa"/>
-            <w:tcBorders>
-              <w:top w:val="nil"/>
-            </w:tcBorders>
-            <w:vAlign w:val="bottom"/>
-          </w:tcPr>
-          <w:p>
-            <w:pPr>
-              <w:jc w:val="right"/>
-              <w:rPr>
-                <w:rFonts w:cstheme="minorHAnsi"/>
-                <w:sz w:val="18"/>
-                <w:szCs w:val="18"/>
-              </w:rPr>
-            </w:pPr>
-          </w:p>
-        </w:tc>
-        <w:tc>
-          <w:tcPr>
-            <w:tcW w:w="1558" w:type="dxa"/>
-            <w:tcBorders>
-              <w:top w:val="nil"/>
-            </w:tcBorders>
-            <w:vAlign w:val="bottom"/>
-          </w:tcPr>
-          <w:p>
-            <w:pPr>
-              <w:jc w:val="right"/>
-              <w:rPr>
-                <w:rFonts w:cstheme="minorHAnsi"/>
-                <w:sz w:val="18"/>
-                <w:szCs w:val="18"/>
-              </w:rPr>
-            </w:pPr>
+          </w:tcPr>
+          <w:p>
+            <w:pPr>
+              <w:jc w:val="right"/>
+              <w:rPr>
+                <w:sz w:val="18"/>
+                <w:szCs w:val="18"/>
+              </w:rPr>
+            </w:pPr>
+            <w:r>
+              <w:rPr>
+                <w:rFonts w:cstheme="minorHAnsi"/>
+                <w:sz w:val="18"/>
+                <w:szCs w:val="18"/>
+              </w:rPr>
+              <w:t>1</w:t>
+            </w:r>
+            <w:r>
+              <w:rPr>
+                <w:rFonts w:cstheme="minorHAnsi"/>
+                <w:sz w:val="18"/>
+                <w:szCs w:val="18"/>
+              </w:rPr>
+              <w:t xml:space="preserve"> (</w:t>
+            </w:r>
+            <w:proofErr w:type="spellStart"/>
+            <w:r>
+              <w:rPr>
+                <w:rFonts w:cstheme="minorHAnsi"/>
+                <w:sz w:val="18"/>
+                <w:szCs w:val="18"/>
+              </w:rPr>
+              <w:t>ratio</w:t>
+            </w:r>
+            <w:proofErr w:type="spellEnd"/>
+            <w:r>
+              <w:rPr>
+                <w:rFonts w:cstheme="minorHAnsi"/>
+                <w:sz w:val="18"/>
+                <w:szCs w:val="18"/>
+              </w:rPr>
+              <w:t>)</w:t>
+            </w:r>
+          </w:p>
+        </w:tc>
+        <w:tc>
+          <w:tcPr>
+            <w:tcW w:w="1558" w:type="dxa"/>
+            <w:tcBorders>
+              <w:top w:val="nil"/>
+            </w:tcBorders>
+          </w:tcPr>
+          <w:p>
+            <w:pPr>
+              <w:jc w:val="right"/>
+              <w:rPr>
+                <w:sz w:val="18"/>
+                <w:szCs w:val="18"/>
+              </w:rPr>
+            </w:pPr>
+            <w:r>
+              <w:rPr>
+                <w:sz w:val="18"/>
+                <w:szCs w:val="18"/>
+              </w:rPr>
+              <w:t>1.807</w:t>
+            </w:r>
+          </w:p>
+        </w:tc>
+        <w:tc>
+          <w:tcPr>
+            <w:tcW w:w="1558" w:type="dxa"/>
+            <w:tcBorders>
+              <w:top w:val="nil"/>
+            </w:tcBorders>
+          </w:tcPr>
+          <w:p>
+            <w:pPr>
+              <w:jc w:val="right"/>
+              <w:rPr>
+                <w:sz w:val="18"/>
+                <w:szCs w:val="18"/>
+              </w:rPr>
+            </w:pPr>
+            <w:r>
+              <w:rPr>
+                <w:sz w:val="18"/>
+                <w:szCs w:val="18"/>
+              </w:rPr>
+              <w:t>1.900</w:t>
+            </w:r>
+          </w:p>
+        </w:tc>
+        <w:tc>
+          <w:tcPr>
+            <w:tcW w:w="1558" w:type="dxa"/>
+            <w:tcBorders>
+              <w:top w:val="nil"/>
+            </w:tcBorders>
+          </w:tcPr>
+          <w:p>
+            <w:pPr>
+              <w:jc w:val="right"/>
+              <w:rPr>
+                <w:sz w:val="18"/>
+                <w:szCs w:val="18"/>
+              </w:rPr>
+            </w:pPr>
+            <w:r>
+              <w:rPr>
+                <w:sz w:val="18"/>
+                <w:szCs w:val="18"/>
+              </w:rPr>
+              <w:t>1.074</w:t>
+            </w:r>
           </w:p>
         </w:tc>
       </w:tr>
@@ -27524,8 +27902,9 @@
                 <w:szCs w:val="18"/>
                 <w:lang w:val="en-US"/>
               </w:rPr>
-              <w:t>Δ</w:t>
-            </w:r>
+              <w:t>Δx</w:t>
+            </w:r>
+            <w:proofErr w:type="spellEnd"/>
             <w:r>
               <w:rPr>
                 <w:rFonts w:cstheme="minorHAnsi"/>
@@ -27533,7 +27912,27 @@
                 <w:szCs w:val="18"/>
                 <w:lang w:val="en-US"/>
               </w:rPr>
-              <w:t>x</w:t>
+              <w:t xml:space="preserve"> = 2.0</w:t>
+            </w:r>
+          </w:p>
+          <w:p>
+            <w:pPr>
+              <w:rPr>
+                <w:rFonts w:cstheme="minorHAnsi"/>
+                <w:sz w:val="18"/>
+                <w:szCs w:val="18"/>
+                <w:lang w:val="en-US"/>
+              </w:rPr>
+            </w:pPr>
+            <w:proofErr w:type="spellStart"/>
+            <w:r>
+              <w:rPr>
+                <w:rFonts w:cstheme="minorHAnsi"/>
+                <w:sz w:val="18"/>
+                <w:szCs w:val="18"/>
+                <w:lang w:val="en-US"/>
+              </w:rPr>
+              <w:t>Δy</w:t>
             </w:r>
             <w:proofErr w:type="spellEnd"/>
             <w:r>
@@ -27543,7 +27942,7 @@
                 <w:szCs w:val="18"/>
                 <w:lang w:val="en-US"/>
               </w:rPr>
-              <w:t xml:space="preserve"> = 2.0</w:t>
+              <w:t xml:space="preserve"> = 0</w:t>
             </w:r>
           </w:p>
           <w:p>
@@ -27563,8 +27962,9 @@
                 <w:szCs w:val="18"/>
                 <w:lang w:val="en-US"/>
               </w:rPr>
-              <w:t>Δ</w:t>
-            </w:r>
+              <w:t>Δz</w:t>
+            </w:r>
+            <w:proofErr w:type="spellEnd"/>
             <w:r>
               <w:rPr>
                 <w:rFonts w:cstheme="minorHAnsi"/>
@@ -27572,29 +27972,35 @@
                 <w:szCs w:val="18"/>
                 <w:lang w:val="en-US"/>
               </w:rPr>
-              <w:t>y</w:t>
-            </w:r>
-            <w:proofErr w:type="spellEnd"/>
-            <w:r>
+              <w:t xml:space="preserve"> = 3.3</w:t>
+            </w:r>
+          </w:p>
+          <w:p>
+            <w:pPr>
               <w:rPr>
                 <w:rFonts w:cstheme="minorHAnsi"/>
                 <w:sz w:val="18"/>
                 <w:szCs w:val="18"/>
                 <w:lang w:val="en-US"/>
               </w:rPr>
-              <w:t xml:space="preserve"> = 0</w:t>
-            </w:r>
-          </w:p>
-          <w:p>
-            <w:pPr>
+            </w:pPr>
+            <w:r>
               <w:rPr>
                 <w:rFonts w:cstheme="minorHAnsi"/>
                 <w:sz w:val="18"/>
                 <w:szCs w:val="18"/>
                 <w:lang w:val="en-US"/>
               </w:rPr>
-            </w:pPr>
-            <w:proofErr w:type="spellStart"/>
+              <w:t xml:space="preserve">(approx. </w:t>
+            </w:r>
+            <w:r>
+              <w:rPr>
+                <w:rFonts w:cstheme="minorHAnsi"/>
+                <w:sz w:val="18"/>
+                <w:szCs w:val="18"/>
+              </w:rPr>
+              <w:t>α</w:t>
+            </w:r>
             <w:r>
               <w:rPr>
                 <w:rFonts w:cstheme="minorHAnsi"/>
@@ -27602,61 +28008,6 @@
                 <w:szCs w:val="18"/>
                 <w:lang w:val="en-US"/>
               </w:rPr>
-              <w:t>Δ</w:t>
-            </w:r>
-            <w:r>
-              <w:rPr>
-                <w:rFonts w:cstheme="minorHAnsi"/>
-                <w:sz w:val="18"/>
-                <w:szCs w:val="18"/>
-                <w:lang w:val="en-US"/>
-              </w:rPr>
-              <w:t>z</w:t>
-            </w:r>
-            <w:proofErr w:type="spellEnd"/>
-            <w:r>
-              <w:rPr>
-                <w:rFonts w:cstheme="minorHAnsi"/>
-                <w:sz w:val="18"/>
-                <w:szCs w:val="18"/>
-                <w:lang w:val="en-US"/>
-              </w:rPr>
-              <w:t xml:space="preserve"> = 3.3</w:t>
-            </w:r>
-          </w:p>
-          <w:p>
-            <w:pPr>
-              <w:rPr>
-                <w:rFonts w:cstheme="minorHAnsi"/>
-                <w:sz w:val="18"/>
-                <w:szCs w:val="18"/>
-                <w:lang w:val="en-US"/>
-              </w:rPr>
-            </w:pPr>
-            <w:r>
-              <w:rPr>
-                <w:rFonts w:cstheme="minorHAnsi"/>
-                <w:sz w:val="18"/>
-                <w:szCs w:val="18"/>
-                <w:lang w:val="en-US"/>
-              </w:rPr>
-              <w:t xml:space="preserve">(approx. </w:t>
-            </w:r>
-            <w:r>
-              <w:rPr>
-                <w:rFonts w:cstheme="minorHAnsi"/>
-                <w:sz w:val="18"/>
-                <w:szCs w:val="18"/>
-              </w:rPr>
-              <w:t>α</w:t>
-            </w:r>
-            <w:r>
-              <w:rPr>
-                <w:rFonts w:cstheme="minorHAnsi"/>
-                <w:sz w:val="18"/>
-                <w:szCs w:val="18"/>
-                <w:lang w:val="en-US"/>
-              </w:rPr>
               <w:t>-ZnPc stack)</w:t>
             </w:r>
           </w:p>
@@ -27694,74 +28045,94 @@
             <w:tcBorders>
               <w:bottom w:val="nil"/>
             </w:tcBorders>
-            <w:vAlign w:val="bottom"/>
-          </w:tcPr>
-          <w:p>
-            <w:pPr>
-              <w:jc w:val="right"/>
-              <w:rPr>
-                <w:rFonts w:cstheme="minorHAnsi"/>
-                <w:sz w:val="18"/>
-                <w:szCs w:val="18"/>
-              </w:rPr>
-            </w:pPr>
-          </w:p>
-        </w:tc>
-        <w:tc>
-          <w:tcPr>
-            <w:tcW w:w="1558" w:type="dxa"/>
-            <w:tcBorders>
-              <w:bottom w:val="nil"/>
-            </w:tcBorders>
-            <w:vAlign w:val="bottom"/>
-          </w:tcPr>
-          <w:p>
-            <w:pPr>
-              <w:jc w:val="right"/>
-              <w:rPr>
-                <w:rFonts w:cstheme="minorHAnsi"/>
-                <w:sz w:val="18"/>
-                <w:szCs w:val="18"/>
-              </w:rPr>
-            </w:pPr>
-          </w:p>
-        </w:tc>
-        <w:tc>
-          <w:tcPr>
-            <w:tcW w:w="1558" w:type="dxa"/>
-            <w:tcBorders>
-              <w:bottom w:val="nil"/>
-            </w:tcBorders>
-            <w:vAlign w:val="bottom"/>
-          </w:tcPr>
-          <w:p>
-            <w:pPr>
-              <w:jc w:val="right"/>
-              <w:rPr>
-                <w:rFonts w:cstheme="minorHAnsi"/>
-                <w:sz w:val="18"/>
-                <w:szCs w:val="18"/>
-              </w:rPr>
-            </w:pPr>
-          </w:p>
-        </w:tc>
-        <w:tc>
-          <w:tcPr>
-            <w:tcW w:w="1558" w:type="dxa"/>
-            <w:tcBorders>
-              <w:bottom w:val="nil"/>
-            </w:tcBorders>
-            <w:vAlign w:val="bottom"/>
-          </w:tcPr>
-          <w:p>
-            <w:pPr>
-              <w:jc w:val="right"/>
-              <w:rPr>
-                <w:rFonts w:cstheme="minorHAnsi"/>
-                <w:sz w:val="18"/>
-                <w:szCs w:val="18"/>
-              </w:rPr>
-            </w:pPr>
+          </w:tcPr>
+          <w:p>
+            <w:pPr>
+              <w:jc w:val="right"/>
+              <w:rPr>
+                <w:sz w:val="18"/>
+                <w:szCs w:val="18"/>
+              </w:rPr>
+            </w:pPr>
+            <w:r>
+              <w:rPr>
+                <w:sz w:val="18"/>
+                <w:szCs w:val="18"/>
+              </w:rPr>
+              <w:t>0.483</w:t>
+            </w:r>
+          </w:p>
+        </w:tc>
+        <w:tc>
+          <w:tcPr>
+            <w:tcW w:w="1558" w:type="dxa"/>
+            <w:tcBorders>
+              <w:bottom w:val="nil"/>
+            </w:tcBorders>
+          </w:tcPr>
+          <w:p>
+            <w:pPr>
+              <w:jc w:val="right"/>
+              <w:rPr>
+                <w:sz w:val="18"/>
+                <w:szCs w:val="18"/>
+              </w:rPr>
+            </w:pPr>
+            <w:r>
+              <w:rPr>
+                <w:sz w:val="18"/>
+                <w:szCs w:val="18"/>
+              </w:rPr>
+              <w:t>1.809</w:t>
+            </w:r>
+          </w:p>
+        </w:tc>
+        <w:tc>
+          <w:tcPr>
+            <w:tcW w:w="1558" w:type="dxa"/>
+            <w:tcBorders>
+              <w:bottom w:val="nil"/>
+            </w:tcBorders>
+          </w:tcPr>
+          <w:p>
+            <w:pPr>
+              <w:jc w:val="right"/>
+              <w:rPr>
+                <w:sz w:val="18"/>
+                <w:szCs w:val="18"/>
+              </w:rPr>
+            </w:pPr>
+            <w:r>
+              <w:rPr>
+                <w:sz w:val="18"/>
+                <w:szCs w:val="18"/>
+              </w:rPr>
+              <w:t>1.809</w:t>
+            </w:r>
+          </w:p>
+        </w:tc>
+        <w:tc>
+          <w:tcPr>
+            <w:tcW w:w="1558" w:type="dxa"/>
+            <w:tcBorders>
+              <w:bottom w:val="nil"/>
+            </w:tcBorders>
+          </w:tcPr>
+          <w:p>
+            <w:pPr>
+              <w:jc w:val="right"/>
+              <w:rPr>
+                <w:sz w:val="18"/>
+                <w:szCs w:val="18"/>
+              </w:rPr>
+            </w:pPr>
+            <w:r>
+              <w:rPr>
+                <w:sz w:val="18"/>
+                <w:szCs w:val="18"/>
+              </w:rPr>
+              <w:t>0.483</w:t>
+            </w:r>
           </w:p>
         </w:tc>
       </w:tr>
@@ -27820,77 +28191,97 @@
               <w:top w:val="nil"/>
               <w:bottom w:val="nil"/>
             </w:tcBorders>
-            <w:vAlign w:val="bottom"/>
-          </w:tcPr>
-          <w:p>
-            <w:pPr>
-              <w:jc w:val="right"/>
-              <w:rPr>
-                <w:rFonts w:cstheme="minorHAnsi"/>
-                <w:sz w:val="18"/>
-                <w:szCs w:val="18"/>
-              </w:rPr>
-            </w:pPr>
-          </w:p>
-        </w:tc>
-        <w:tc>
-          <w:tcPr>
-            <w:tcW w:w="1558" w:type="dxa"/>
-            <w:tcBorders>
-              <w:top w:val="nil"/>
-              <w:bottom w:val="nil"/>
-            </w:tcBorders>
-            <w:vAlign w:val="bottom"/>
-          </w:tcPr>
-          <w:p>
-            <w:pPr>
-              <w:jc w:val="right"/>
-              <w:rPr>
-                <w:rFonts w:cstheme="minorHAnsi"/>
-                <w:sz w:val="18"/>
-                <w:szCs w:val="18"/>
-              </w:rPr>
-            </w:pPr>
-          </w:p>
-        </w:tc>
-        <w:tc>
-          <w:tcPr>
-            <w:tcW w:w="1558" w:type="dxa"/>
-            <w:tcBorders>
-              <w:top w:val="nil"/>
-              <w:bottom w:val="nil"/>
-            </w:tcBorders>
-            <w:vAlign w:val="bottom"/>
-          </w:tcPr>
-          <w:p>
-            <w:pPr>
-              <w:jc w:val="right"/>
-              <w:rPr>
-                <w:rFonts w:cstheme="minorHAnsi"/>
-                <w:sz w:val="18"/>
-                <w:szCs w:val="18"/>
-              </w:rPr>
-            </w:pPr>
-          </w:p>
-        </w:tc>
-        <w:tc>
-          <w:tcPr>
-            <w:tcW w:w="1558" w:type="dxa"/>
-            <w:tcBorders>
-              <w:top w:val="nil"/>
-              <w:bottom w:val="nil"/>
-            </w:tcBorders>
-            <w:vAlign w:val="bottom"/>
-          </w:tcPr>
-          <w:p>
-            <w:pPr>
-              <w:jc w:val="right"/>
-              <w:rPr>
-                <w:rFonts w:cstheme="minorHAnsi"/>
-                <w:sz w:val="18"/>
-                <w:szCs w:val="18"/>
-              </w:rPr>
-            </w:pPr>
+          </w:tcPr>
+          <w:p>
+            <w:pPr>
+              <w:jc w:val="right"/>
+              <w:rPr>
+                <w:sz w:val="18"/>
+                <w:szCs w:val="18"/>
+              </w:rPr>
+            </w:pPr>
+            <w:r>
+              <w:rPr>
+                <w:sz w:val="18"/>
+                <w:szCs w:val="18"/>
+              </w:rPr>
+              <w:t>0.562</w:t>
+            </w:r>
+          </w:p>
+        </w:tc>
+        <w:tc>
+          <w:tcPr>
+            <w:tcW w:w="1558" w:type="dxa"/>
+            <w:tcBorders>
+              <w:top w:val="nil"/>
+              <w:bottom w:val="nil"/>
+            </w:tcBorders>
+          </w:tcPr>
+          <w:p>
+            <w:pPr>
+              <w:jc w:val="right"/>
+              <w:rPr>
+                <w:sz w:val="18"/>
+                <w:szCs w:val="18"/>
+              </w:rPr>
+            </w:pPr>
+            <w:r>
+              <w:rPr>
+                <w:sz w:val="18"/>
+                <w:szCs w:val="18"/>
+              </w:rPr>
+              <w:t>1.772</w:t>
+            </w:r>
+          </w:p>
+        </w:tc>
+        <w:tc>
+          <w:tcPr>
+            <w:tcW w:w="1558" w:type="dxa"/>
+            <w:tcBorders>
+              <w:top w:val="nil"/>
+              <w:bottom w:val="nil"/>
+            </w:tcBorders>
+          </w:tcPr>
+          <w:p>
+            <w:pPr>
+              <w:jc w:val="right"/>
+              <w:rPr>
+                <w:sz w:val="18"/>
+                <w:szCs w:val="18"/>
+              </w:rPr>
+            </w:pPr>
+            <w:r>
+              <w:rPr>
+                <w:sz w:val="18"/>
+                <w:szCs w:val="18"/>
+              </w:rPr>
+              <w:t>1.868</w:t>
+            </w:r>
+          </w:p>
+        </w:tc>
+        <w:tc>
+          <w:tcPr>
+            <w:tcW w:w="1558" w:type="dxa"/>
+            <w:tcBorders>
+              <w:top w:val="nil"/>
+              <w:bottom w:val="nil"/>
+            </w:tcBorders>
+          </w:tcPr>
+          <w:p>
+            <w:pPr>
+              <w:jc w:val="right"/>
+              <w:rPr>
+                <w:sz w:val="18"/>
+                <w:szCs w:val="18"/>
+              </w:rPr>
+            </w:pPr>
+            <w:r>
+              <w:rPr>
+                <w:sz w:val="18"/>
+                <w:szCs w:val="18"/>
+              </w:rPr>
+              <w:t>0.631</w:t>
+            </w:r>
           </w:p>
         </w:tc>
       </w:tr>
@@ -27949,77 +28340,97 @@
               <w:top w:val="nil"/>
               <w:bottom w:val="nil"/>
             </w:tcBorders>
-            <w:vAlign w:val="bottom"/>
-          </w:tcPr>
-          <w:p>
-            <w:pPr>
-              <w:jc w:val="right"/>
-              <w:rPr>
-                <w:rFonts w:cstheme="minorHAnsi"/>
-                <w:sz w:val="18"/>
-                <w:szCs w:val="18"/>
-              </w:rPr>
-            </w:pPr>
-          </w:p>
-        </w:tc>
-        <w:tc>
-          <w:tcPr>
-            <w:tcW w:w="1558" w:type="dxa"/>
-            <w:tcBorders>
-              <w:top w:val="nil"/>
-              <w:bottom w:val="nil"/>
-            </w:tcBorders>
-            <w:vAlign w:val="bottom"/>
-          </w:tcPr>
-          <w:p>
-            <w:pPr>
-              <w:jc w:val="right"/>
-              <w:rPr>
-                <w:rFonts w:cstheme="minorHAnsi"/>
-                <w:sz w:val="18"/>
-                <w:szCs w:val="18"/>
-              </w:rPr>
-            </w:pPr>
-          </w:p>
-        </w:tc>
-        <w:tc>
-          <w:tcPr>
-            <w:tcW w:w="1558" w:type="dxa"/>
-            <w:tcBorders>
-              <w:top w:val="nil"/>
-              <w:bottom w:val="nil"/>
-            </w:tcBorders>
-            <w:vAlign w:val="bottom"/>
-          </w:tcPr>
-          <w:p>
-            <w:pPr>
-              <w:jc w:val="right"/>
-              <w:rPr>
-                <w:rFonts w:cstheme="minorHAnsi"/>
-                <w:sz w:val="18"/>
-                <w:szCs w:val="18"/>
-              </w:rPr>
-            </w:pPr>
-          </w:p>
-        </w:tc>
-        <w:tc>
-          <w:tcPr>
-            <w:tcW w:w="1558" w:type="dxa"/>
-            <w:tcBorders>
-              <w:top w:val="nil"/>
-              <w:bottom w:val="nil"/>
-            </w:tcBorders>
-            <w:vAlign w:val="bottom"/>
-          </w:tcPr>
-          <w:p>
-            <w:pPr>
-              <w:jc w:val="right"/>
-              <w:rPr>
-                <w:rFonts w:cstheme="minorHAnsi"/>
-                <w:sz w:val="18"/>
-                <w:szCs w:val="18"/>
-              </w:rPr>
-            </w:pPr>
+          </w:tcPr>
+          <w:p>
+            <w:pPr>
+              <w:jc w:val="right"/>
+              <w:rPr>
+                <w:sz w:val="18"/>
+                <w:szCs w:val="18"/>
+              </w:rPr>
+            </w:pPr>
+            <w:r>
+              <w:rPr>
+                <w:sz w:val="18"/>
+                <w:szCs w:val="18"/>
+              </w:rPr>
+              <w:t>0.679</w:t>
+            </w:r>
+          </w:p>
+        </w:tc>
+        <w:tc>
+          <w:tcPr>
+            <w:tcW w:w="1558" w:type="dxa"/>
+            <w:tcBorders>
+              <w:top w:val="nil"/>
+              <w:bottom w:val="nil"/>
+            </w:tcBorders>
+          </w:tcPr>
+          <w:p>
+            <w:pPr>
+              <w:jc w:val="right"/>
+              <w:rPr>
+                <w:sz w:val="18"/>
+                <w:szCs w:val="18"/>
+              </w:rPr>
+            </w:pPr>
+            <w:r>
+              <w:rPr>
+                <w:sz w:val="18"/>
+                <w:szCs w:val="18"/>
+              </w:rPr>
+              <w:t>1.767</w:t>
+            </w:r>
+          </w:p>
+        </w:tc>
+        <w:tc>
+          <w:tcPr>
+            <w:tcW w:w="1558" w:type="dxa"/>
+            <w:tcBorders>
+              <w:top w:val="nil"/>
+              <w:bottom w:val="nil"/>
+            </w:tcBorders>
+          </w:tcPr>
+          <w:p>
+            <w:pPr>
+              <w:jc w:val="right"/>
+              <w:rPr>
+                <w:sz w:val="18"/>
+                <w:szCs w:val="18"/>
+              </w:rPr>
+            </w:pPr>
+            <w:r>
+              <w:rPr>
+                <w:sz w:val="18"/>
+                <w:szCs w:val="18"/>
+              </w:rPr>
+              <w:t>1.893</w:t>
+            </w:r>
+          </w:p>
+        </w:tc>
+        <w:tc>
+          <w:tcPr>
+            <w:tcW w:w="1558" w:type="dxa"/>
+            <w:tcBorders>
+              <w:top w:val="nil"/>
+              <w:bottom w:val="nil"/>
+            </w:tcBorders>
+          </w:tcPr>
+          <w:p>
+            <w:pPr>
+              <w:jc w:val="right"/>
+              <w:rPr>
+                <w:sz w:val="18"/>
+                <w:szCs w:val="18"/>
+              </w:rPr>
+            </w:pPr>
+            <w:r>
+              <w:rPr>
+                <w:sz w:val="18"/>
+                <w:szCs w:val="18"/>
+              </w:rPr>
+              <w:t>0.762</w:t>
+            </w:r>
           </w:p>
         </w:tc>
       </w:tr>
@@ -28081,77 +28492,97 @@
               <w:top w:val="nil"/>
               <w:bottom w:val="nil"/>
             </w:tcBorders>
-            <w:vAlign w:val="bottom"/>
-          </w:tcPr>
-          <w:p>
-            <w:pPr>
-              <w:jc w:val="right"/>
-              <w:rPr>
-                <w:rFonts w:cstheme="minorHAnsi"/>
-                <w:sz w:val="18"/>
-                <w:szCs w:val="18"/>
-              </w:rPr>
-            </w:pPr>
-          </w:p>
-        </w:tc>
-        <w:tc>
-          <w:tcPr>
-            <w:tcW w:w="1558" w:type="dxa"/>
-            <w:tcBorders>
-              <w:top w:val="nil"/>
-              <w:bottom w:val="nil"/>
-            </w:tcBorders>
-            <w:vAlign w:val="bottom"/>
-          </w:tcPr>
-          <w:p>
-            <w:pPr>
-              <w:jc w:val="right"/>
-              <w:rPr>
-                <w:rFonts w:cstheme="minorHAnsi"/>
-                <w:sz w:val="18"/>
-                <w:szCs w:val="18"/>
-              </w:rPr>
-            </w:pPr>
-          </w:p>
-        </w:tc>
-        <w:tc>
-          <w:tcPr>
-            <w:tcW w:w="1558" w:type="dxa"/>
-            <w:tcBorders>
-              <w:top w:val="nil"/>
-              <w:bottom w:val="nil"/>
-            </w:tcBorders>
-            <w:vAlign w:val="bottom"/>
-          </w:tcPr>
-          <w:p>
-            <w:pPr>
-              <w:jc w:val="right"/>
-              <w:rPr>
-                <w:rFonts w:cstheme="minorHAnsi"/>
-                <w:sz w:val="18"/>
-                <w:szCs w:val="18"/>
-              </w:rPr>
-            </w:pPr>
-          </w:p>
-        </w:tc>
-        <w:tc>
-          <w:tcPr>
-            <w:tcW w:w="1558" w:type="dxa"/>
-            <w:tcBorders>
-              <w:top w:val="nil"/>
-              <w:bottom w:val="nil"/>
-            </w:tcBorders>
-            <w:vAlign w:val="bottom"/>
-          </w:tcPr>
-          <w:p>
-            <w:pPr>
-              <w:jc w:val="right"/>
-              <w:rPr>
-                <w:rFonts w:cstheme="minorHAnsi"/>
-                <w:sz w:val="18"/>
-                <w:szCs w:val="18"/>
-              </w:rPr>
-            </w:pPr>
+          </w:tcPr>
+          <w:p>
+            <w:pPr>
+              <w:jc w:val="right"/>
+              <w:rPr>
+                <w:sz w:val="18"/>
+                <w:szCs w:val="18"/>
+              </w:rPr>
+            </w:pPr>
+            <w:r>
+              <w:rPr>
+                <w:sz w:val="18"/>
+                <w:szCs w:val="18"/>
+              </w:rPr>
+              <w:t>0.804</w:t>
+            </w:r>
+          </w:p>
+        </w:tc>
+        <w:tc>
+          <w:tcPr>
+            <w:tcW w:w="1558" w:type="dxa"/>
+            <w:tcBorders>
+              <w:top w:val="nil"/>
+              <w:bottom w:val="nil"/>
+            </w:tcBorders>
+          </w:tcPr>
+          <w:p>
+            <w:pPr>
+              <w:jc w:val="right"/>
+              <w:rPr>
+                <w:sz w:val="18"/>
+                <w:szCs w:val="18"/>
+              </w:rPr>
+            </w:pPr>
+            <w:r>
+              <w:rPr>
+                <w:sz w:val="18"/>
+                <w:szCs w:val="18"/>
+              </w:rPr>
+              <w:t>1.764</w:t>
+            </w:r>
+          </w:p>
+        </w:tc>
+        <w:tc>
+          <w:tcPr>
+            <w:tcW w:w="1558" w:type="dxa"/>
+            <w:tcBorders>
+              <w:top w:val="nil"/>
+              <w:bottom w:val="nil"/>
+            </w:tcBorders>
+          </w:tcPr>
+          <w:p>
+            <w:pPr>
+              <w:jc w:val="right"/>
+              <w:rPr>
+                <w:sz w:val="18"/>
+                <w:szCs w:val="18"/>
+              </w:rPr>
+            </w:pPr>
+            <w:r>
+              <w:rPr>
+                <w:sz w:val="18"/>
+                <w:szCs w:val="18"/>
+              </w:rPr>
+              <w:t>1.907</w:t>
+            </w:r>
+          </w:p>
+        </w:tc>
+        <w:tc>
+          <w:tcPr>
+            <w:tcW w:w="1558" w:type="dxa"/>
+            <w:tcBorders>
+              <w:top w:val="nil"/>
+              <w:bottom w:val="nil"/>
+            </w:tcBorders>
+          </w:tcPr>
+          <w:p>
+            <w:pPr>
+              <w:jc w:val="right"/>
+              <w:rPr>
+                <w:sz w:val="18"/>
+                <w:szCs w:val="18"/>
+              </w:rPr>
+            </w:pPr>
+            <w:r>
+              <w:rPr>
+                <w:sz w:val="18"/>
+                <w:szCs w:val="18"/>
+              </w:rPr>
+              <w:t>0.884</w:t>
+            </w:r>
           </w:p>
         </w:tc>
       </w:tr>
@@ -28210,74 +28641,144 @@
             <w:tcBorders>
               <w:top w:val="nil"/>
             </w:tcBorders>
-            <w:vAlign w:val="bottom"/>
-          </w:tcPr>
-          <w:p>
-            <w:pPr>
-              <w:jc w:val="right"/>
-              <w:rPr>
-                <w:rFonts w:cstheme="minorHAnsi"/>
-                <w:sz w:val="18"/>
-                <w:szCs w:val="18"/>
-              </w:rPr>
-            </w:pPr>
-          </w:p>
-        </w:tc>
-        <w:tc>
-          <w:tcPr>
-            <w:tcW w:w="1558" w:type="dxa"/>
-            <w:tcBorders>
-              <w:top w:val="nil"/>
-            </w:tcBorders>
-            <w:vAlign w:val="bottom"/>
-          </w:tcPr>
-          <w:p>
-            <w:pPr>
-              <w:jc w:val="right"/>
-              <w:rPr>
-                <w:rFonts w:cstheme="minorHAnsi"/>
-                <w:sz w:val="18"/>
-                <w:szCs w:val="18"/>
-              </w:rPr>
-            </w:pPr>
-          </w:p>
-        </w:tc>
-        <w:tc>
-          <w:tcPr>
-            <w:tcW w:w="1558" w:type="dxa"/>
-            <w:tcBorders>
-              <w:top w:val="nil"/>
-            </w:tcBorders>
-            <w:vAlign w:val="bottom"/>
-          </w:tcPr>
-          <w:p>
-            <w:pPr>
-              <w:jc w:val="right"/>
-              <w:rPr>
-                <w:rFonts w:cstheme="minorHAnsi"/>
-                <w:sz w:val="18"/>
-                <w:szCs w:val="18"/>
-              </w:rPr>
-            </w:pPr>
-          </w:p>
-        </w:tc>
-        <w:tc>
-          <w:tcPr>
-            <w:tcW w:w="1558" w:type="dxa"/>
-            <w:tcBorders>
-              <w:top w:val="nil"/>
-            </w:tcBorders>
-            <w:vAlign w:val="bottom"/>
-          </w:tcPr>
-          <w:p>
-            <w:pPr>
-              <w:jc w:val="right"/>
-              <w:rPr>
-                <w:rFonts w:cstheme="minorHAnsi"/>
-                <w:sz w:val="18"/>
-                <w:szCs w:val="18"/>
-              </w:rPr>
-            </w:pPr>
+          </w:tcPr>
+          <w:p>
+            <w:pPr>
+              <w:jc w:val="right"/>
+              <w:rPr>
+                <w:rFonts w:cstheme="minorHAnsi"/>
+                <w:sz w:val="18"/>
+                <w:szCs w:val="18"/>
+              </w:rPr>
+            </w:pPr>
+            <w:r>
+              <w:rPr>
+                <w:rFonts w:cstheme="minorHAnsi"/>
+                <w:sz w:val="18"/>
+                <w:szCs w:val="18"/>
+              </w:rPr>
+              <w:t>1</w:t>
+            </w:r>
+            <w:r>
+              <w:rPr>
+                <w:rFonts w:cstheme="minorHAnsi"/>
+                <w:sz w:val="18"/>
+                <w:szCs w:val="18"/>
+              </w:rPr>
+              <w:t xml:space="preserve"> (</w:t>
+            </w:r>
+            <w:proofErr w:type="spellStart"/>
+            <w:r>
+              <w:rPr>
+                <w:rFonts w:cstheme="minorHAnsi"/>
+                <w:sz w:val="18"/>
+                <w:szCs w:val="18"/>
+              </w:rPr>
+              <w:t>ratio</w:t>
+            </w:r>
+            <w:proofErr w:type="spellEnd"/>
+            <w:r>
+              <w:rPr>
+                <w:rFonts w:cstheme="minorHAnsi"/>
+                <w:sz w:val="18"/>
+                <w:szCs w:val="18"/>
+              </w:rPr>
+              <w:t>)</w:t>
+            </w:r>
+          </w:p>
+        </w:tc>
+        <w:tc>
+          <w:tcPr>
+            <w:tcW w:w="1558" w:type="dxa"/>
+            <w:tcBorders>
+              <w:top w:val="nil"/>
+            </w:tcBorders>
+          </w:tcPr>
+          <w:p>
+            <w:pPr>
+              <w:jc w:val="right"/>
+              <w:rPr>
+                <w:rFonts w:cstheme="minorHAnsi"/>
+                <w:sz w:val="18"/>
+                <w:szCs w:val="18"/>
+              </w:rPr>
+            </w:pPr>
+            <w:r>
+              <w:rPr>
+                <w:rFonts w:cstheme="minorHAnsi"/>
+                <w:sz w:val="18"/>
+                <w:szCs w:val="18"/>
+              </w:rPr>
+              <w:t>1.7</w:t>
+            </w:r>
+            <w:r>
+              <w:rPr>
+                <w:rFonts w:cstheme="minorHAnsi"/>
+                <w:sz w:val="18"/>
+                <w:szCs w:val="18"/>
+              </w:rPr>
+              <w:t>50</w:t>
+            </w:r>
+          </w:p>
+        </w:tc>
+        <w:tc>
+          <w:tcPr>
+            <w:tcW w:w="1558" w:type="dxa"/>
+            <w:tcBorders>
+              <w:top w:val="nil"/>
+            </w:tcBorders>
+          </w:tcPr>
+          <w:p>
+            <w:pPr>
+              <w:jc w:val="right"/>
+              <w:rPr>
+                <w:rFonts w:cstheme="minorHAnsi"/>
+                <w:sz w:val="18"/>
+                <w:szCs w:val="18"/>
+              </w:rPr>
+            </w:pPr>
+            <w:r>
+              <w:rPr>
+                <w:rFonts w:cstheme="minorHAnsi"/>
+                <w:sz w:val="18"/>
+                <w:szCs w:val="18"/>
+              </w:rPr>
+              <w:t>1.92</w:t>
+            </w:r>
+            <w:r>
+              <w:rPr>
+                <w:rFonts w:cstheme="minorHAnsi"/>
+                <w:sz w:val="18"/>
+                <w:szCs w:val="18"/>
+              </w:rPr>
+              <w:t>9</w:t>
+            </w:r>
+          </w:p>
+        </w:tc>
+        <w:tc>
+          <w:tcPr>
+            <w:tcW w:w="1558" w:type="dxa"/>
+            <w:tcBorders>
+              <w:top w:val="nil"/>
+            </w:tcBorders>
+          </w:tcPr>
+          <w:p>
+            <w:pPr>
+              <w:jc w:val="right"/>
+              <w:rPr>
+                <w:rFonts w:cstheme="minorHAnsi"/>
+                <w:sz w:val="18"/>
+                <w:szCs w:val="18"/>
+              </w:rPr>
+            </w:pPr>
+            <w:r>
+              <w:rPr>
+                <w:rFonts w:cstheme="minorHAnsi"/>
+                <w:sz w:val="18"/>
+                <w:szCs w:val="18"/>
+              </w:rPr>
+              <w:t>1.233</w:t>
+            </w:r>
           </w:p>
         </w:tc>
       </w:tr>
@@ -28307,8 +28808,9 @@
                 <w:szCs w:val="18"/>
                 <w:lang w:val="en-US"/>
               </w:rPr>
-              <w:t>Δ</w:t>
-            </w:r>
+              <w:t>Δx</w:t>
+            </w:r>
+            <w:proofErr w:type="spellEnd"/>
             <w:r>
               <w:rPr>
                 <w:rFonts w:cstheme="minorHAnsi"/>
@@ -28316,18 +28818,18 @@
                 <w:szCs w:val="18"/>
                 <w:lang w:val="en-US"/>
               </w:rPr>
-              <w:t>x</w:t>
-            </w:r>
-            <w:proofErr w:type="spellEnd"/>
-            <w:r>
+              <w:t xml:space="preserve"> = 1.75</w:t>
+            </w:r>
+          </w:p>
+          <w:p>
+            <w:pPr>
               <w:rPr>
                 <w:rFonts w:cstheme="minorHAnsi"/>
                 <w:sz w:val="18"/>
                 <w:szCs w:val="18"/>
                 <w:lang w:val="en-US"/>
               </w:rPr>
-              <w:t xml:space="preserve"> </w:t>
-            </w:r>
+            </w:pPr>
             <w:r>
               <w:rPr>
                 <w:rFonts w:cstheme="minorHAnsi"/>
@@ -28335,7 +28837,7 @@
                 <w:szCs w:val="18"/>
                 <w:lang w:val="en-US"/>
               </w:rPr>
-              <w:t>= 1.75</w:t>
+              <w:t>Δy = 0</w:t>
             </w:r>
           </w:p>
           <w:p>
@@ -28354,27 +28856,35 @@
                 <w:szCs w:val="18"/>
                 <w:lang w:val="en-US"/>
               </w:rPr>
-              <w:t>Δ</w:t>
-            </w:r>
-            <w:r>
+              <w:t>Δz = 3.4</w:t>
+            </w:r>
+          </w:p>
+          <w:p>
+            <w:pPr>
               <w:rPr>
                 <w:rFonts w:cstheme="minorHAnsi"/>
                 <w:sz w:val="18"/>
                 <w:szCs w:val="18"/>
                 <w:lang w:val="en-US"/>
               </w:rPr>
-              <w:t>y = 0</w:t>
-            </w:r>
-          </w:p>
-          <w:p>
-            <w:pPr>
+            </w:pPr>
+            <w:r>
               <w:rPr>
                 <w:rFonts w:cstheme="minorHAnsi"/>
                 <w:sz w:val="18"/>
                 <w:szCs w:val="18"/>
                 <w:lang w:val="en-US"/>
               </w:rPr>
-            </w:pPr>
+              <w:t xml:space="preserve">(approx. </w:t>
+            </w:r>
+            <w:r>
+              <w:rPr>
+                <w:rFonts w:cstheme="minorHAnsi"/>
+                <w:sz w:val="18"/>
+                <w:szCs w:val="18"/>
+              </w:rPr>
+              <w:t>α</w:t>
+            </w:r>
             <w:r>
               <w:rPr>
                 <w:rFonts w:cstheme="minorHAnsi"/>
@@ -28382,80 +28892,35 @@
                 <w:szCs w:val="18"/>
                 <w:lang w:val="en-US"/>
               </w:rPr>
-              <w:t>Δ</w:t>
-            </w:r>
-            <w:r>
+              <w:t>-ZnPc stack)</w:t>
+            </w:r>
+          </w:p>
+        </w:tc>
+        <w:tc>
+          <w:tcPr>
+            <w:tcW w:w="1129" w:type="dxa"/>
+            <w:tcBorders>
+              <w:bottom w:val="nil"/>
+            </w:tcBorders>
+            <w:vAlign w:val="bottom"/>
+          </w:tcPr>
+          <w:p>
+            <w:pPr>
+              <w:jc w:val="right"/>
               <w:rPr>
                 <w:rFonts w:cstheme="minorHAnsi"/>
                 <w:sz w:val="18"/>
                 <w:szCs w:val="18"/>
                 <w:lang w:val="en-US"/>
               </w:rPr>
-              <w:t>z = 3.4</w:t>
-            </w:r>
-          </w:p>
-          <w:p>
-            <w:pPr>
+            </w:pPr>
+            <w:r>
               <w:rPr>
                 <w:rFonts w:cstheme="minorHAnsi"/>
                 <w:sz w:val="18"/>
                 <w:szCs w:val="18"/>
                 <w:lang w:val="en-US"/>
               </w:rPr>
-            </w:pPr>
-            <w:r>
-              <w:rPr>
-                <w:rFonts w:cstheme="minorHAnsi"/>
-                <w:sz w:val="18"/>
-                <w:szCs w:val="18"/>
-                <w:lang w:val="en-US"/>
-              </w:rPr>
-              <w:t xml:space="preserve">(approx. </w:t>
-            </w:r>
-            <w:r>
-              <w:rPr>
-                <w:rFonts w:cstheme="minorHAnsi"/>
-                <w:sz w:val="18"/>
-                <w:szCs w:val="18"/>
-              </w:rPr>
-              <w:t>α</w:t>
-            </w:r>
-            <w:r>
-              <w:rPr>
-                <w:rFonts w:cstheme="minorHAnsi"/>
-                <w:sz w:val="18"/>
-                <w:szCs w:val="18"/>
-                <w:lang w:val="en-US"/>
-              </w:rPr>
-              <w:t>-ZnPc stack)</w:t>
-            </w:r>
-          </w:p>
-        </w:tc>
-        <w:tc>
-          <w:tcPr>
-            <w:tcW w:w="1129" w:type="dxa"/>
-            <w:tcBorders>
-              <w:bottom w:val="nil"/>
-            </w:tcBorders>
-            <w:vAlign w:val="bottom"/>
-          </w:tcPr>
-          <w:p>
-            <w:pPr>
-              <w:jc w:val="right"/>
-              <w:rPr>
-                <w:rFonts w:cstheme="minorHAnsi"/>
-                <w:sz w:val="18"/>
-                <w:szCs w:val="18"/>
-                <w:lang w:val="en-US"/>
-              </w:rPr>
-            </w:pPr>
-            <w:r>
-              <w:rPr>
-                <w:rFonts w:cstheme="minorHAnsi"/>
-                <w:sz w:val="18"/>
-                <w:szCs w:val="18"/>
-                <w:lang w:val="en-US"/>
-              </w:rPr>
               <w:t>1</w:t>
             </w:r>
           </w:p>
@@ -28466,78 +28931,94 @@
             <w:tcBorders>
               <w:bottom w:val="nil"/>
             </w:tcBorders>
-            <w:vAlign w:val="bottom"/>
-          </w:tcPr>
-          <w:p>
-            <w:pPr>
-              <w:jc w:val="right"/>
-              <w:rPr>
-                <w:rFonts w:cstheme="minorHAnsi"/>
-                <w:sz w:val="18"/>
-                <w:szCs w:val="18"/>
-                <w:lang w:val="en-US"/>
-              </w:rPr>
-            </w:pPr>
-          </w:p>
-        </w:tc>
-        <w:tc>
-          <w:tcPr>
-            <w:tcW w:w="1558" w:type="dxa"/>
-            <w:tcBorders>
-              <w:bottom w:val="nil"/>
-            </w:tcBorders>
-            <w:vAlign w:val="bottom"/>
-          </w:tcPr>
-          <w:p>
-            <w:pPr>
-              <w:jc w:val="right"/>
-              <w:rPr>
-                <w:rFonts w:cstheme="minorHAnsi"/>
-                <w:sz w:val="18"/>
-                <w:szCs w:val="18"/>
-                <w:lang w:val="en-US"/>
-              </w:rPr>
-            </w:pPr>
-          </w:p>
-        </w:tc>
-        <w:tc>
-          <w:tcPr>
-            <w:tcW w:w="1558" w:type="dxa"/>
-            <w:tcBorders>
-              <w:bottom w:val="nil"/>
-            </w:tcBorders>
-            <w:vAlign w:val="bottom"/>
-          </w:tcPr>
-          <w:p>
-            <w:pPr>
-              <w:jc w:val="right"/>
-              <w:rPr>
-                <w:rFonts w:cstheme="minorHAnsi"/>
-                <w:sz w:val="18"/>
-                <w:szCs w:val="18"/>
-                <w:lang w:val="en-US"/>
-              </w:rPr>
-            </w:pPr>
-          </w:p>
-        </w:tc>
-        <w:tc>
-          <w:tcPr>
-            <w:tcW w:w="1558" w:type="dxa"/>
-            <w:tcBorders>
-              <w:bottom w:val="nil"/>
-            </w:tcBorders>
-            <w:vAlign w:val="bottom"/>
-          </w:tcPr>
-          <w:p>
-            <w:pPr>
-              <w:jc w:val="right"/>
-              <w:rPr>
-                <w:rFonts w:cstheme="minorHAnsi"/>
-                <w:sz w:val="18"/>
-                <w:szCs w:val="18"/>
-                <w:lang w:val="en-US"/>
-              </w:rPr>
-            </w:pPr>
+          </w:tcPr>
+          <w:p>
+            <w:pPr>
+              <w:jc w:val="right"/>
+              <w:rPr>
+                <w:sz w:val="18"/>
+                <w:szCs w:val="18"/>
+              </w:rPr>
+            </w:pPr>
+            <w:r>
+              <w:rPr>
+                <w:sz w:val="18"/>
+                <w:szCs w:val="18"/>
+              </w:rPr>
+              <w:t>0.483</w:t>
+            </w:r>
+          </w:p>
+        </w:tc>
+        <w:tc>
+          <w:tcPr>
+            <w:tcW w:w="1558" w:type="dxa"/>
+            <w:tcBorders>
+              <w:bottom w:val="nil"/>
+            </w:tcBorders>
+          </w:tcPr>
+          <w:p>
+            <w:pPr>
+              <w:jc w:val="right"/>
+              <w:rPr>
+                <w:sz w:val="18"/>
+                <w:szCs w:val="18"/>
+              </w:rPr>
+            </w:pPr>
+            <w:r>
+              <w:rPr>
+                <w:sz w:val="18"/>
+                <w:szCs w:val="18"/>
+              </w:rPr>
+              <w:t>1.809</w:t>
+            </w:r>
+          </w:p>
+        </w:tc>
+        <w:tc>
+          <w:tcPr>
+            <w:tcW w:w="1558" w:type="dxa"/>
+            <w:tcBorders>
+              <w:bottom w:val="nil"/>
+            </w:tcBorders>
+          </w:tcPr>
+          <w:p>
+            <w:pPr>
+              <w:jc w:val="right"/>
+              <w:rPr>
+                <w:sz w:val="18"/>
+                <w:szCs w:val="18"/>
+              </w:rPr>
+            </w:pPr>
+            <w:r>
+              <w:rPr>
+                <w:sz w:val="18"/>
+                <w:szCs w:val="18"/>
+              </w:rPr>
+              <w:t>1.809</w:t>
+            </w:r>
+          </w:p>
+        </w:tc>
+        <w:tc>
+          <w:tcPr>
+            <w:tcW w:w="1558" w:type="dxa"/>
+            <w:tcBorders>
+              <w:bottom w:val="nil"/>
+            </w:tcBorders>
+          </w:tcPr>
+          <w:p>
+            <w:pPr>
+              <w:jc w:val="right"/>
+              <w:rPr>
+                <w:sz w:val="18"/>
+                <w:szCs w:val="18"/>
+              </w:rPr>
+            </w:pPr>
+            <w:r>
+              <w:rPr>
+                <w:sz w:val="18"/>
+                <w:szCs w:val="18"/>
+              </w:rPr>
+              <w:t>0.483</w:t>
+            </w:r>
           </w:p>
         </w:tc>
       </w:tr>
@@ -28599,81 +29080,97 @@
               <w:top w:val="nil"/>
               <w:bottom w:val="nil"/>
             </w:tcBorders>
-            <w:vAlign w:val="bottom"/>
-          </w:tcPr>
-          <w:p>
-            <w:pPr>
-              <w:jc w:val="right"/>
-              <w:rPr>
-                <w:rFonts w:cstheme="minorHAnsi"/>
-                <w:sz w:val="18"/>
-                <w:szCs w:val="18"/>
-                <w:lang w:val="en-US"/>
-              </w:rPr>
-            </w:pPr>
-          </w:p>
-        </w:tc>
-        <w:tc>
-          <w:tcPr>
-            <w:tcW w:w="1558" w:type="dxa"/>
-            <w:tcBorders>
-              <w:top w:val="nil"/>
-              <w:bottom w:val="nil"/>
-            </w:tcBorders>
-            <w:vAlign w:val="bottom"/>
-          </w:tcPr>
-          <w:p>
-            <w:pPr>
-              <w:jc w:val="right"/>
-              <w:rPr>
-                <w:rFonts w:cstheme="minorHAnsi"/>
-                <w:sz w:val="18"/>
-                <w:szCs w:val="18"/>
-                <w:lang w:val="en-US"/>
-              </w:rPr>
-            </w:pPr>
-          </w:p>
-        </w:tc>
-        <w:tc>
-          <w:tcPr>
-            <w:tcW w:w="1558" w:type="dxa"/>
-            <w:tcBorders>
-              <w:top w:val="nil"/>
-              <w:bottom w:val="nil"/>
-            </w:tcBorders>
-            <w:vAlign w:val="bottom"/>
-          </w:tcPr>
-          <w:p>
-            <w:pPr>
-              <w:jc w:val="right"/>
-              <w:rPr>
-                <w:rFonts w:cstheme="minorHAnsi"/>
-                <w:sz w:val="18"/>
-                <w:szCs w:val="18"/>
-                <w:lang w:val="en-US"/>
-              </w:rPr>
-            </w:pPr>
-          </w:p>
-        </w:tc>
-        <w:tc>
-          <w:tcPr>
-            <w:tcW w:w="1558" w:type="dxa"/>
-            <w:tcBorders>
-              <w:top w:val="nil"/>
-              <w:bottom w:val="nil"/>
-            </w:tcBorders>
-            <w:vAlign w:val="bottom"/>
-          </w:tcPr>
-          <w:p>
-            <w:pPr>
-              <w:jc w:val="right"/>
-              <w:rPr>
-                <w:rFonts w:cstheme="minorHAnsi"/>
-                <w:sz w:val="18"/>
-                <w:szCs w:val="18"/>
-                <w:lang w:val="en-US"/>
-              </w:rPr>
-            </w:pPr>
+          </w:tcPr>
+          <w:p>
+            <w:pPr>
+              <w:jc w:val="right"/>
+              <w:rPr>
+                <w:sz w:val="18"/>
+                <w:szCs w:val="18"/>
+              </w:rPr>
+            </w:pPr>
+            <w:r>
+              <w:rPr>
+                <w:sz w:val="18"/>
+                <w:szCs w:val="18"/>
+              </w:rPr>
+              <w:t>0.607</w:t>
+            </w:r>
+          </w:p>
+        </w:tc>
+        <w:tc>
+          <w:tcPr>
+            <w:tcW w:w="1558" w:type="dxa"/>
+            <w:tcBorders>
+              <w:top w:val="nil"/>
+              <w:bottom w:val="nil"/>
+            </w:tcBorders>
+          </w:tcPr>
+          <w:p>
+            <w:pPr>
+              <w:jc w:val="right"/>
+              <w:rPr>
+                <w:sz w:val="18"/>
+                <w:szCs w:val="18"/>
+              </w:rPr>
+            </w:pPr>
+            <w:r>
+              <w:rPr>
+                <w:sz w:val="18"/>
+                <w:szCs w:val="18"/>
+              </w:rPr>
+              <w:t>1.824</w:t>
+            </w:r>
+          </w:p>
+        </w:tc>
+        <w:tc>
+          <w:tcPr>
+            <w:tcW w:w="1558" w:type="dxa"/>
+            <w:tcBorders>
+              <w:top w:val="nil"/>
+              <w:bottom w:val="nil"/>
+            </w:tcBorders>
+          </w:tcPr>
+          <w:p>
+            <w:pPr>
+              <w:jc w:val="right"/>
+              <w:rPr>
+                <w:sz w:val="18"/>
+                <w:szCs w:val="18"/>
+              </w:rPr>
+            </w:pPr>
+            <w:r>
+              <w:rPr>
+                <w:sz w:val="18"/>
+                <w:szCs w:val="18"/>
+              </w:rPr>
+              <w:t>1.866</w:t>
+            </w:r>
+          </w:p>
+        </w:tc>
+        <w:tc>
+          <w:tcPr>
+            <w:tcW w:w="1558" w:type="dxa"/>
+            <w:tcBorders>
+              <w:top w:val="nil"/>
+              <w:bottom w:val="nil"/>
+            </w:tcBorders>
+          </w:tcPr>
+          <w:p>
+            <w:pPr>
+              <w:jc w:val="right"/>
+              <w:rPr>
+                <w:sz w:val="18"/>
+                <w:szCs w:val="18"/>
+              </w:rPr>
+            </w:pPr>
+            <w:r>
+              <w:rPr>
+                <w:sz w:val="18"/>
+                <w:szCs w:val="18"/>
+              </w:rPr>
+              <w:t>0.633</w:t>
+            </w:r>
           </w:p>
         </w:tc>
       </w:tr>
@@ -28735,81 +29232,97 @@
               <w:top w:val="nil"/>
               <w:bottom w:val="nil"/>
             </w:tcBorders>
-            <w:vAlign w:val="bottom"/>
-          </w:tcPr>
-          <w:p>
-            <w:pPr>
-              <w:jc w:val="right"/>
-              <w:rPr>
-                <w:rFonts w:cstheme="minorHAnsi"/>
-                <w:sz w:val="18"/>
-                <w:szCs w:val="18"/>
-                <w:lang w:val="en-US"/>
-              </w:rPr>
-            </w:pPr>
-          </w:p>
-        </w:tc>
-        <w:tc>
-          <w:tcPr>
-            <w:tcW w:w="1558" w:type="dxa"/>
-            <w:tcBorders>
-              <w:top w:val="nil"/>
-              <w:bottom w:val="nil"/>
-            </w:tcBorders>
-            <w:vAlign w:val="bottom"/>
-          </w:tcPr>
-          <w:p>
-            <w:pPr>
-              <w:jc w:val="right"/>
-              <w:rPr>
-                <w:rFonts w:cstheme="minorHAnsi"/>
-                <w:sz w:val="18"/>
-                <w:szCs w:val="18"/>
-                <w:lang w:val="en-US"/>
-              </w:rPr>
-            </w:pPr>
-          </w:p>
-        </w:tc>
-        <w:tc>
-          <w:tcPr>
-            <w:tcW w:w="1558" w:type="dxa"/>
-            <w:tcBorders>
-              <w:top w:val="nil"/>
-              <w:bottom w:val="nil"/>
-            </w:tcBorders>
-            <w:vAlign w:val="bottom"/>
-          </w:tcPr>
-          <w:p>
-            <w:pPr>
-              <w:jc w:val="right"/>
-              <w:rPr>
-                <w:rFonts w:cstheme="minorHAnsi"/>
-                <w:sz w:val="18"/>
-                <w:szCs w:val="18"/>
-                <w:lang w:val="en-US"/>
-              </w:rPr>
-            </w:pPr>
-          </w:p>
-        </w:tc>
-        <w:tc>
-          <w:tcPr>
-            <w:tcW w:w="1558" w:type="dxa"/>
-            <w:tcBorders>
-              <w:top w:val="nil"/>
-              <w:bottom w:val="nil"/>
-            </w:tcBorders>
-            <w:vAlign w:val="bottom"/>
-          </w:tcPr>
-          <w:p>
-            <w:pPr>
-              <w:jc w:val="right"/>
-              <w:rPr>
-                <w:rFonts w:cstheme="minorHAnsi"/>
-                <w:sz w:val="18"/>
-                <w:szCs w:val="18"/>
-                <w:lang w:val="en-US"/>
-              </w:rPr>
-            </w:pPr>
+          </w:tcPr>
+          <w:p>
+            <w:pPr>
+              <w:jc w:val="right"/>
+              <w:rPr>
+                <w:sz w:val="18"/>
+                <w:szCs w:val="18"/>
+              </w:rPr>
+            </w:pPr>
+            <w:r>
+              <w:rPr>
+                <w:sz w:val="18"/>
+                <w:szCs w:val="18"/>
+              </w:rPr>
+              <w:t>0.737</w:t>
+            </w:r>
+          </w:p>
+        </w:tc>
+        <w:tc>
+          <w:tcPr>
+            <w:tcW w:w="1558" w:type="dxa"/>
+            <w:tcBorders>
+              <w:top w:val="nil"/>
+              <w:bottom w:val="nil"/>
+            </w:tcBorders>
+          </w:tcPr>
+          <w:p>
+            <w:pPr>
+              <w:jc w:val="right"/>
+              <w:rPr>
+                <w:sz w:val="18"/>
+                <w:szCs w:val="18"/>
+              </w:rPr>
+            </w:pPr>
+            <w:r>
+              <w:rPr>
+                <w:sz w:val="18"/>
+                <w:szCs w:val="18"/>
+              </w:rPr>
+              <w:t>1.835</w:t>
+            </w:r>
+          </w:p>
+        </w:tc>
+        <w:tc>
+          <w:tcPr>
+            <w:tcW w:w="1558" w:type="dxa"/>
+            <w:tcBorders>
+              <w:top w:val="nil"/>
+              <w:bottom w:val="nil"/>
+            </w:tcBorders>
+          </w:tcPr>
+          <w:p>
+            <w:pPr>
+              <w:jc w:val="right"/>
+              <w:rPr>
+                <w:sz w:val="18"/>
+                <w:szCs w:val="18"/>
+              </w:rPr>
+            </w:pPr>
+            <w:r>
+              <w:rPr>
+                <w:sz w:val="18"/>
+                <w:szCs w:val="18"/>
+              </w:rPr>
+              <w:t>1.891</w:t>
+            </w:r>
+          </w:p>
+        </w:tc>
+        <w:tc>
+          <w:tcPr>
+            <w:tcW w:w="1558" w:type="dxa"/>
+            <w:tcBorders>
+              <w:top w:val="nil"/>
+              <w:bottom w:val="nil"/>
+            </w:tcBorders>
+          </w:tcPr>
+          <w:p>
+            <w:pPr>
+              <w:jc w:val="right"/>
+              <w:rPr>
+                <w:sz w:val="18"/>
+                <w:szCs w:val="18"/>
+              </w:rPr>
+            </w:pPr>
+            <w:r>
+              <w:rPr>
+                <w:sz w:val="18"/>
+                <w:szCs w:val="18"/>
+              </w:rPr>
+              <w:t>0.760</w:t>
+            </w:r>
           </w:p>
         </w:tc>
       </w:tr>
@@ -28874,81 +29387,97 @@
               <w:top w:val="nil"/>
               <w:bottom w:val="nil"/>
             </w:tcBorders>
-            <w:vAlign w:val="bottom"/>
-          </w:tcPr>
-          <w:p>
-            <w:pPr>
-              <w:jc w:val="right"/>
-              <w:rPr>
-                <w:rFonts w:cstheme="minorHAnsi"/>
-                <w:sz w:val="18"/>
-                <w:szCs w:val="18"/>
-                <w:lang w:val="en-US"/>
-              </w:rPr>
-            </w:pPr>
-          </w:p>
-        </w:tc>
-        <w:tc>
-          <w:tcPr>
-            <w:tcW w:w="1558" w:type="dxa"/>
-            <w:tcBorders>
-              <w:top w:val="nil"/>
-              <w:bottom w:val="nil"/>
-            </w:tcBorders>
-            <w:vAlign w:val="bottom"/>
-          </w:tcPr>
-          <w:p>
-            <w:pPr>
-              <w:jc w:val="right"/>
-              <w:rPr>
-                <w:rFonts w:cstheme="minorHAnsi"/>
-                <w:sz w:val="18"/>
-                <w:szCs w:val="18"/>
-                <w:lang w:val="en-US"/>
-              </w:rPr>
-            </w:pPr>
-          </w:p>
-        </w:tc>
-        <w:tc>
-          <w:tcPr>
-            <w:tcW w:w="1558" w:type="dxa"/>
-            <w:tcBorders>
-              <w:top w:val="nil"/>
-              <w:bottom w:val="nil"/>
-            </w:tcBorders>
-            <w:vAlign w:val="bottom"/>
-          </w:tcPr>
-          <w:p>
-            <w:pPr>
-              <w:jc w:val="right"/>
-              <w:rPr>
-                <w:rFonts w:cstheme="minorHAnsi"/>
-                <w:sz w:val="18"/>
-                <w:szCs w:val="18"/>
-                <w:lang w:val="en-US"/>
-              </w:rPr>
-            </w:pPr>
-          </w:p>
-        </w:tc>
-        <w:tc>
-          <w:tcPr>
-            <w:tcW w:w="1558" w:type="dxa"/>
-            <w:tcBorders>
-              <w:top w:val="nil"/>
-              <w:bottom w:val="nil"/>
-            </w:tcBorders>
-            <w:vAlign w:val="bottom"/>
-          </w:tcPr>
-          <w:p>
-            <w:pPr>
-              <w:jc w:val="right"/>
-              <w:rPr>
-                <w:rFonts w:cstheme="minorHAnsi"/>
-                <w:sz w:val="18"/>
-                <w:szCs w:val="18"/>
-                <w:lang w:val="en-US"/>
-              </w:rPr>
-            </w:pPr>
+          </w:tcPr>
+          <w:p>
+            <w:pPr>
+              <w:jc w:val="right"/>
+              <w:rPr>
+                <w:sz w:val="18"/>
+                <w:szCs w:val="18"/>
+              </w:rPr>
+            </w:pPr>
+            <w:r>
+              <w:rPr>
+                <w:sz w:val="18"/>
+                <w:szCs w:val="18"/>
+              </w:rPr>
+              <w:t>0.867</w:t>
+            </w:r>
+          </w:p>
+        </w:tc>
+        <w:tc>
+          <w:tcPr>
+            <w:tcW w:w="1558" w:type="dxa"/>
+            <w:tcBorders>
+              <w:top w:val="nil"/>
+              <w:bottom w:val="nil"/>
+            </w:tcBorders>
+          </w:tcPr>
+          <w:p>
+            <w:pPr>
+              <w:jc w:val="right"/>
+              <w:rPr>
+                <w:sz w:val="18"/>
+                <w:szCs w:val="18"/>
+              </w:rPr>
+            </w:pPr>
+            <w:r>
+              <w:rPr>
+                <w:sz w:val="18"/>
+                <w:szCs w:val="18"/>
+              </w:rPr>
+              <w:t>1.842</w:t>
+            </w:r>
+          </w:p>
+        </w:tc>
+        <w:tc>
+          <w:tcPr>
+            <w:tcW w:w="1558" w:type="dxa"/>
+            <w:tcBorders>
+              <w:top w:val="nil"/>
+              <w:bottom w:val="nil"/>
+            </w:tcBorders>
+          </w:tcPr>
+          <w:p>
+            <w:pPr>
+              <w:jc w:val="right"/>
+              <w:rPr>
+                <w:sz w:val="18"/>
+                <w:szCs w:val="18"/>
+              </w:rPr>
+            </w:pPr>
+            <w:r>
+              <w:rPr>
+                <w:sz w:val="18"/>
+                <w:szCs w:val="18"/>
+              </w:rPr>
+              <w:t>1.905</w:t>
+            </w:r>
+          </w:p>
+        </w:tc>
+        <w:tc>
+          <w:tcPr>
+            <w:tcW w:w="1558" w:type="dxa"/>
+            <w:tcBorders>
+              <w:top w:val="nil"/>
+              <w:bottom w:val="nil"/>
+            </w:tcBorders>
+          </w:tcPr>
+          <w:p>
+            <w:pPr>
+              <w:jc w:val="right"/>
+              <w:rPr>
+                <w:sz w:val="18"/>
+                <w:szCs w:val="18"/>
+              </w:rPr>
+            </w:pPr>
+            <w:r>
+              <w:rPr>
+                <w:sz w:val="18"/>
+                <w:szCs w:val="18"/>
+              </w:rPr>
+              <w:t>0.882</w:t>
+            </w:r>
           </w:p>
         </w:tc>
       </w:tr>
@@ -29009,78 +29538,121 @@
             <w:tcBorders>
               <w:top w:val="nil"/>
             </w:tcBorders>
-            <w:vAlign w:val="bottom"/>
-          </w:tcPr>
-          <w:p>
-            <w:pPr>
-              <w:jc w:val="right"/>
-              <w:rPr>
-                <w:rFonts w:cstheme="minorHAnsi"/>
-                <w:sz w:val="18"/>
-                <w:szCs w:val="18"/>
-                <w:lang w:val="en-US"/>
-              </w:rPr>
-            </w:pPr>
-          </w:p>
-        </w:tc>
-        <w:tc>
-          <w:tcPr>
-            <w:tcW w:w="1558" w:type="dxa"/>
-            <w:tcBorders>
-              <w:top w:val="nil"/>
-            </w:tcBorders>
-            <w:vAlign w:val="bottom"/>
-          </w:tcPr>
-          <w:p>
-            <w:pPr>
-              <w:jc w:val="right"/>
-              <w:rPr>
-                <w:rFonts w:cstheme="minorHAnsi"/>
-                <w:sz w:val="18"/>
-                <w:szCs w:val="18"/>
-                <w:lang w:val="en-US"/>
-              </w:rPr>
-            </w:pPr>
-          </w:p>
-        </w:tc>
-        <w:tc>
-          <w:tcPr>
-            <w:tcW w:w="1558" w:type="dxa"/>
-            <w:tcBorders>
-              <w:top w:val="nil"/>
-            </w:tcBorders>
-            <w:vAlign w:val="bottom"/>
-          </w:tcPr>
-          <w:p>
-            <w:pPr>
-              <w:jc w:val="right"/>
-              <w:rPr>
-                <w:rFonts w:cstheme="minorHAnsi"/>
-                <w:sz w:val="18"/>
-                <w:szCs w:val="18"/>
-                <w:lang w:val="en-US"/>
-              </w:rPr>
-            </w:pPr>
-          </w:p>
-        </w:tc>
-        <w:tc>
-          <w:tcPr>
-            <w:tcW w:w="1558" w:type="dxa"/>
-            <w:tcBorders>
-              <w:top w:val="nil"/>
-            </w:tcBorders>
-            <w:vAlign w:val="bottom"/>
-          </w:tcPr>
-          <w:p>
-            <w:pPr>
-              <w:jc w:val="right"/>
-              <w:rPr>
-                <w:rFonts w:cstheme="minorHAnsi"/>
-                <w:sz w:val="18"/>
-                <w:szCs w:val="18"/>
-                <w:lang w:val="en-US"/>
-              </w:rPr>
-            </w:pPr>
+          </w:tcPr>
+          <w:p>
+            <w:pPr>
+              <w:jc w:val="right"/>
+              <w:rPr>
+                <w:sz w:val="18"/>
+                <w:szCs w:val="18"/>
+              </w:rPr>
+            </w:pPr>
+            <w:r>
+              <w:rPr>
+                <w:rFonts w:cstheme="minorHAnsi"/>
+                <w:sz w:val="18"/>
+                <w:szCs w:val="18"/>
+              </w:rPr>
+              <w:t>1</w:t>
+            </w:r>
+            <w:r>
+              <w:rPr>
+                <w:rFonts w:cstheme="minorHAnsi"/>
+                <w:sz w:val="18"/>
+                <w:szCs w:val="18"/>
+              </w:rPr>
+              <w:t xml:space="preserve"> (</w:t>
+            </w:r>
+            <w:proofErr w:type="spellStart"/>
+            <w:r>
+              <w:rPr>
+                <w:rFonts w:cstheme="minorHAnsi"/>
+                <w:sz w:val="18"/>
+                <w:szCs w:val="18"/>
+              </w:rPr>
+              <w:t>ratio</w:t>
+            </w:r>
+            <w:proofErr w:type="spellEnd"/>
+            <w:r>
+              <w:rPr>
+                <w:rFonts w:cstheme="minorHAnsi"/>
+                <w:sz w:val="18"/>
+                <w:szCs w:val="18"/>
+              </w:rPr>
+              <w:t>)</w:t>
+            </w:r>
+          </w:p>
+        </w:tc>
+        <w:tc>
+          <w:tcPr>
+            <w:tcW w:w="1558" w:type="dxa"/>
+            <w:tcBorders>
+              <w:top w:val="nil"/>
+            </w:tcBorders>
+          </w:tcPr>
+          <w:p>
+            <w:pPr>
+              <w:jc w:val="right"/>
+              <w:rPr>
+                <w:sz w:val="18"/>
+                <w:szCs w:val="18"/>
+              </w:rPr>
+            </w:pPr>
+            <w:r>
+              <w:rPr>
+                <w:sz w:val="18"/>
+                <w:szCs w:val="18"/>
+              </w:rPr>
+              <w:t>1.847</w:t>
+            </w:r>
+          </w:p>
+        </w:tc>
+        <w:tc>
+          <w:tcPr>
+            <w:tcW w:w="1558" w:type="dxa"/>
+            <w:tcBorders>
+              <w:top w:val="nil"/>
+            </w:tcBorders>
+          </w:tcPr>
+          <w:p>
+            <w:pPr>
+              <w:jc w:val="right"/>
+              <w:rPr>
+                <w:sz w:val="18"/>
+                <w:szCs w:val="18"/>
+              </w:rPr>
+            </w:pPr>
+            <w:r>
+              <w:rPr>
+                <w:sz w:val="18"/>
+                <w:szCs w:val="18"/>
+              </w:rPr>
+              <w:t>1.926</w:t>
+            </w:r>
+          </w:p>
+        </w:tc>
+        <w:tc>
+          <w:tcPr>
+            <w:tcW w:w="1558" w:type="dxa"/>
+            <w:tcBorders>
+              <w:top w:val="nil"/>
+            </w:tcBorders>
+          </w:tcPr>
+          <w:p>
+            <w:pPr>
+              <w:jc w:val="right"/>
+              <w:rPr>
+                <w:sz w:val="18"/>
+                <w:szCs w:val="18"/>
+              </w:rPr>
+            </w:pPr>
+            <w:r>
+              <w:rPr>
+                <w:sz w:val="18"/>
+                <w:szCs w:val="18"/>
+              </w:rPr>
+              <w:t>1.034</w:t>
+            </w:r>
           </w:p>
         </w:tc>
       </w:tr>
@@ -29110,8 +29682,9 @@
                 <w:szCs w:val="18"/>
                 <w:lang w:val="en-US"/>
               </w:rPr>
-              <w:t>Δ</w:t>
-            </w:r>
+              <w:t>Δx</w:t>
+            </w:r>
+            <w:proofErr w:type="spellEnd"/>
             <w:r>
               <w:rPr>
                 <w:rFonts w:cstheme="minorHAnsi"/>
@@ -29119,7 +29692,27 @@
                 <w:szCs w:val="18"/>
                 <w:lang w:val="en-US"/>
               </w:rPr>
-              <w:t>x</w:t>
+              <w:t xml:space="preserve"> = 2.0</w:t>
+            </w:r>
+          </w:p>
+          <w:p>
+            <w:pPr>
+              <w:rPr>
+                <w:rFonts w:cstheme="minorHAnsi"/>
+                <w:sz w:val="18"/>
+                <w:szCs w:val="18"/>
+                <w:lang w:val="en-US"/>
+              </w:rPr>
+            </w:pPr>
+            <w:proofErr w:type="spellStart"/>
+            <w:r>
+              <w:rPr>
+                <w:rFonts w:cstheme="minorHAnsi"/>
+                <w:sz w:val="18"/>
+                <w:szCs w:val="18"/>
+                <w:lang w:val="en-US"/>
+              </w:rPr>
+              <w:t>Δy</w:t>
             </w:r>
             <w:proofErr w:type="spellEnd"/>
             <w:r>
@@ -29129,7 +29722,7 @@
                 <w:szCs w:val="18"/>
                 <w:lang w:val="en-US"/>
               </w:rPr>
-              <w:t xml:space="preserve"> = 2.0</w:t>
+              <w:t xml:space="preserve"> = 0</w:t>
             </w:r>
           </w:p>
           <w:p>
@@ -29149,8 +29742,9 @@
                 <w:szCs w:val="18"/>
                 <w:lang w:val="en-US"/>
               </w:rPr>
-              <w:t>Δ</w:t>
-            </w:r>
+              <w:t>Δz</w:t>
+            </w:r>
+            <w:proofErr w:type="spellEnd"/>
             <w:r>
               <w:rPr>
                 <w:rFonts w:cstheme="minorHAnsi"/>
@@ -29158,29 +29752,35 @@
                 <w:szCs w:val="18"/>
                 <w:lang w:val="en-US"/>
               </w:rPr>
-              <w:t>y</w:t>
-            </w:r>
-            <w:proofErr w:type="spellEnd"/>
-            <w:r>
+              <w:t xml:space="preserve"> = 3.4</w:t>
+            </w:r>
+          </w:p>
+          <w:p>
+            <w:pPr>
               <w:rPr>
                 <w:rFonts w:cstheme="minorHAnsi"/>
                 <w:sz w:val="18"/>
                 <w:szCs w:val="18"/>
                 <w:lang w:val="en-US"/>
               </w:rPr>
-              <w:t xml:space="preserve"> = 0</w:t>
-            </w:r>
-          </w:p>
-          <w:p>
-            <w:pPr>
+            </w:pPr>
+            <w:r>
               <w:rPr>
                 <w:rFonts w:cstheme="minorHAnsi"/>
                 <w:sz w:val="18"/>
                 <w:szCs w:val="18"/>
                 <w:lang w:val="en-US"/>
               </w:rPr>
-            </w:pPr>
-            <w:proofErr w:type="spellStart"/>
+              <w:t xml:space="preserve">(approx. </w:t>
+            </w:r>
+            <w:r>
+              <w:rPr>
+                <w:rFonts w:cstheme="minorHAnsi"/>
+                <w:sz w:val="18"/>
+                <w:szCs w:val="18"/>
+              </w:rPr>
+              <w:t>α</w:t>
+            </w:r>
             <w:r>
               <w:rPr>
                 <w:rFonts w:cstheme="minorHAnsi"/>
@@ -29188,18 +29788,28 @@
                 <w:szCs w:val="18"/>
                 <w:lang w:val="en-US"/>
               </w:rPr>
-              <w:t>Δ</w:t>
-            </w:r>
-            <w:r>
+              <w:t>-ZnPc stack)</w:t>
+            </w:r>
+          </w:p>
+        </w:tc>
+        <w:tc>
+          <w:tcPr>
+            <w:tcW w:w="1129" w:type="dxa"/>
+            <w:tcBorders>
+              <w:bottom w:val="nil"/>
+            </w:tcBorders>
+            <w:vAlign w:val="bottom"/>
+          </w:tcPr>
+          <w:p>
+            <w:pPr>
+              <w:jc w:val="right"/>
               <w:rPr>
                 <w:rFonts w:cstheme="minorHAnsi"/>
                 <w:sz w:val="18"/>
                 <w:szCs w:val="18"/>
                 <w:lang w:val="en-US"/>
               </w:rPr>
-              <w:t>z</w:t>
-            </w:r>
-            <w:proofErr w:type="spellEnd"/>
+            </w:pPr>
             <w:r>
               <w:rPr>
                 <w:rFonts w:cstheme="minorHAnsi"/>
@@ -29207,71 +29817,6 @@
                 <w:szCs w:val="18"/>
                 <w:lang w:val="en-US"/>
               </w:rPr>
-              <w:t xml:space="preserve"> = 3.4</w:t>
-            </w:r>
-          </w:p>
-          <w:p>
-            <w:pPr>
-              <w:rPr>
-                <w:rFonts w:cstheme="minorHAnsi"/>
-                <w:sz w:val="18"/>
-                <w:szCs w:val="18"/>
-                <w:lang w:val="en-US"/>
-              </w:rPr>
-            </w:pPr>
-            <w:r>
-              <w:rPr>
-                <w:rFonts w:cstheme="minorHAnsi"/>
-                <w:sz w:val="18"/>
-                <w:szCs w:val="18"/>
-                <w:lang w:val="en-US"/>
-              </w:rPr>
-              <w:t xml:space="preserve">(approx. </w:t>
-            </w:r>
-            <w:r>
-              <w:rPr>
-                <w:rFonts w:cstheme="minorHAnsi"/>
-                <w:sz w:val="18"/>
-                <w:szCs w:val="18"/>
-              </w:rPr>
-              <w:t>α</w:t>
-            </w:r>
-            <w:r>
-              <w:rPr>
-                <w:rFonts w:cstheme="minorHAnsi"/>
-                <w:sz w:val="18"/>
-                <w:szCs w:val="18"/>
-                <w:lang w:val="en-US"/>
-              </w:rPr>
-              <w:t>-ZnPc stack)</w:t>
-            </w:r>
-          </w:p>
-        </w:tc>
-        <w:tc>
-          <w:tcPr>
-            <w:tcW w:w="1129" w:type="dxa"/>
-            <w:tcBorders>
-              <w:bottom w:val="nil"/>
-            </w:tcBorders>
-            <w:vAlign w:val="bottom"/>
-          </w:tcPr>
-          <w:p>
-            <w:pPr>
-              <w:jc w:val="right"/>
-              <w:rPr>
-                <w:rFonts w:cstheme="minorHAnsi"/>
-                <w:sz w:val="18"/>
-                <w:szCs w:val="18"/>
-                <w:lang w:val="en-US"/>
-              </w:rPr>
-            </w:pPr>
-            <w:r>
-              <w:rPr>
-                <w:rFonts w:cstheme="minorHAnsi"/>
-                <w:sz w:val="18"/>
-                <w:szCs w:val="18"/>
-                <w:lang w:val="en-US"/>
-              </w:rPr>
               <w:t>1</w:t>
             </w:r>
           </w:p>
@@ -29291,69 +29836,97 @@
                 <w:rFonts w:cstheme="minorHAnsi"/>
                 <w:sz w:val="18"/>
                 <w:szCs w:val="18"/>
-                <w:lang w:val="en-US"/>
-              </w:rPr>
-            </w:pPr>
-          </w:p>
-        </w:tc>
-        <w:tc>
-          <w:tcPr>
-            <w:tcW w:w="1558" w:type="dxa"/>
-            <w:tcBorders>
-              <w:bottom w:val="nil"/>
-            </w:tcBorders>
-            <w:vAlign w:val="bottom"/>
-          </w:tcPr>
-          <w:p>
-            <w:pPr>
-              <w:jc w:val="right"/>
-              <w:rPr>
-                <w:rFonts w:cstheme="minorHAnsi"/>
-                <w:sz w:val="18"/>
-                <w:szCs w:val="18"/>
-                <w:lang w:val="en-US"/>
-              </w:rPr>
-            </w:pPr>
-          </w:p>
-        </w:tc>
-        <w:tc>
-          <w:tcPr>
-            <w:tcW w:w="1558" w:type="dxa"/>
-            <w:tcBorders>
-              <w:bottom w:val="nil"/>
-            </w:tcBorders>
-            <w:vAlign w:val="bottom"/>
-          </w:tcPr>
-          <w:p>
-            <w:pPr>
-              <w:jc w:val="right"/>
-              <w:rPr>
-                <w:rFonts w:cstheme="minorHAnsi"/>
-                <w:sz w:val="18"/>
-                <w:szCs w:val="18"/>
-                <w:lang w:val="en-US"/>
-              </w:rPr>
-            </w:pPr>
-          </w:p>
-        </w:tc>
-        <w:tc>
-          <w:tcPr>
-            <w:tcW w:w="1558" w:type="dxa"/>
-            <w:tcBorders>
-              <w:bottom w:val="nil"/>
-            </w:tcBorders>
-            <w:vAlign w:val="bottom"/>
-          </w:tcPr>
-          <w:p>
-            <w:pPr>
-              <w:jc w:val="right"/>
-              <w:rPr>
-                <w:rFonts w:cstheme="minorHAnsi"/>
-                <w:sz w:val="18"/>
-                <w:szCs w:val="18"/>
-                <w:lang w:val="en-US"/>
-              </w:rPr>
-            </w:pPr>
+              </w:rPr>
+            </w:pPr>
+            <w:r>
+              <w:rPr>
+                <w:rFonts w:cstheme="minorHAnsi"/>
+                <w:sz w:val="18"/>
+                <w:szCs w:val="18"/>
+              </w:rPr>
+              <w:t>0.483</w:t>
+            </w:r>
+          </w:p>
+        </w:tc>
+        <w:tc>
+          <w:tcPr>
+            <w:tcW w:w="1558" w:type="dxa"/>
+            <w:tcBorders>
+              <w:bottom w:val="nil"/>
+            </w:tcBorders>
+            <w:vAlign w:val="bottom"/>
+          </w:tcPr>
+          <w:p>
+            <w:pPr>
+              <w:jc w:val="right"/>
+              <w:rPr>
+                <w:rFonts w:cstheme="minorHAnsi"/>
+                <w:sz w:val="18"/>
+                <w:szCs w:val="18"/>
+              </w:rPr>
+            </w:pPr>
+            <w:r>
+              <w:rPr>
+                <w:rFonts w:cstheme="minorHAnsi"/>
+                <w:sz w:val="18"/>
+                <w:szCs w:val="18"/>
+              </w:rPr>
+              <w:t>1.809</w:t>
+            </w:r>
+          </w:p>
+        </w:tc>
+        <w:tc>
+          <w:tcPr>
+            <w:tcW w:w="1558" w:type="dxa"/>
+            <w:tcBorders>
+              <w:bottom w:val="nil"/>
+            </w:tcBorders>
+            <w:vAlign w:val="bottom"/>
+          </w:tcPr>
+          <w:p>
+            <w:pPr>
+              <w:jc w:val="right"/>
+              <w:rPr>
+                <w:rFonts w:cstheme="minorHAnsi"/>
+                <w:sz w:val="18"/>
+                <w:szCs w:val="18"/>
+              </w:rPr>
+            </w:pPr>
+            <w:r>
+              <w:rPr>
+                <w:rFonts w:cstheme="minorHAnsi"/>
+                <w:sz w:val="18"/>
+                <w:szCs w:val="18"/>
+              </w:rPr>
+              <w:t>1.809</w:t>
+            </w:r>
+          </w:p>
+        </w:tc>
+        <w:tc>
+          <w:tcPr>
+            <w:tcW w:w="1558" w:type="dxa"/>
+            <w:tcBorders>
+              <w:bottom w:val="nil"/>
+            </w:tcBorders>
+            <w:vAlign w:val="bottom"/>
+          </w:tcPr>
+          <w:p>
+            <w:pPr>
+              <w:jc w:val="right"/>
+              <w:rPr>
+                <w:rFonts w:cstheme="minorHAnsi"/>
+                <w:sz w:val="18"/>
+                <w:szCs w:val="18"/>
+              </w:rPr>
+            </w:pPr>
+            <w:r>
+              <w:rPr>
+                <w:rFonts w:cstheme="minorHAnsi"/>
+                <w:sz w:val="18"/>
+                <w:szCs w:val="18"/>
+              </w:rPr>
+              <w:t>0.483</w:t>
+            </w:r>
           </w:p>
         </w:tc>
       </w:tr>
@@ -29424,72 +29997,100 @@
                 <w:rFonts w:cstheme="minorHAnsi"/>
                 <w:sz w:val="18"/>
                 <w:szCs w:val="18"/>
-                <w:lang w:val="en-US"/>
-              </w:rPr>
-            </w:pPr>
-          </w:p>
-        </w:tc>
-        <w:tc>
-          <w:tcPr>
-            <w:tcW w:w="1558" w:type="dxa"/>
-            <w:tcBorders>
-              <w:top w:val="nil"/>
-              <w:bottom w:val="nil"/>
-            </w:tcBorders>
-            <w:vAlign w:val="bottom"/>
-          </w:tcPr>
-          <w:p>
-            <w:pPr>
-              <w:jc w:val="right"/>
-              <w:rPr>
-                <w:rFonts w:cstheme="minorHAnsi"/>
-                <w:sz w:val="18"/>
-                <w:szCs w:val="18"/>
-                <w:lang w:val="en-US"/>
-              </w:rPr>
-            </w:pPr>
-          </w:p>
-        </w:tc>
-        <w:tc>
-          <w:tcPr>
-            <w:tcW w:w="1558" w:type="dxa"/>
-            <w:tcBorders>
-              <w:top w:val="nil"/>
-              <w:bottom w:val="nil"/>
-            </w:tcBorders>
-            <w:vAlign w:val="bottom"/>
-          </w:tcPr>
-          <w:p>
-            <w:pPr>
-              <w:jc w:val="right"/>
-              <w:rPr>
-                <w:rFonts w:cstheme="minorHAnsi"/>
-                <w:sz w:val="18"/>
-                <w:szCs w:val="18"/>
-                <w:lang w:val="en-US"/>
-              </w:rPr>
-            </w:pPr>
-          </w:p>
-        </w:tc>
-        <w:tc>
-          <w:tcPr>
-            <w:tcW w:w="1558" w:type="dxa"/>
-            <w:tcBorders>
-              <w:top w:val="nil"/>
-              <w:bottom w:val="nil"/>
-            </w:tcBorders>
-            <w:vAlign w:val="bottom"/>
-          </w:tcPr>
-          <w:p>
-            <w:pPr>
-              <w:jc w:val="right"/>
-              <w:rPr>
-                <w:rFonts w:cstheme="minorHAnsi"/>
-                <w:sz w:val="18"/>
-                <w:szCs w:val="18"/>
-                <w:lang w:val="en-US"/>
-              </w:rPr>
-            </w:pPr>
+              </w:rPr>
+            </w:pPr>
+            <w:r>
+              <w:rPr>
+                <w:rFonts w:cstheme="minorHAnsi"/>
+                <w:sz w:val="18"/>
+                <w:szCs w:val="18"/>
+              </w:rPr>
+              <w:t>0.602</w:t>
+            </w:r>
+          </w:p>
+        </w:tc>
+        <w:tc>
+          <w:tcPr>
+            <w:tcW w:w="1558" w:type="dxa"/>
+            <w:tcBorders>
+              <w:top w:val="nil"/>
+              <w:bottom w:val="nil"/>
+            </w:tcBorders>
+            <w:vAlign w:val="bottom"/>
+          </w:tcPr>
+          <w:p>
+            <w:pPr>
+              <w:jc w:val="right"/>
+              <w:rPr>
+                <w:rFonts w:cstheme="minorHAnsi"/>
+                <w:sz w:val="18"/>
+                <w:szCs w:val="18"/>
+              </w:rPr>
+            </w:pPr>
+            <w:r>
+              <w:rPr>
+                <w:rFonts w:cstheme="minorHAnsi"/>
+                <w:sz w:val="18"/>
+                <w:szCs w:val="18"/>
+              </w:rPr>
+              <w:t>1.801</w:t>
+            </w:r>
+          </w:p>
+        </w:tc>
+        <w:tc>
+          <w:tcPr>
+            <w:tcW w:w="1558" w:type="dxa"/>
+            <w:tcBorders>
+              <w:top w:val="nil"/>
+              <w:bottom w:val="nil"/>
+            </w:tcBorders>
+            <w:vAlign w:val="bottom"/>
+          </w:tcPr>
+          <w:p>
+            <w:pPr>
+              <w:jc w:val="right"/>
+              <w:rPr>
+                <w:rFonts w:cstheme="minorHAnsi"/>
+                <w:sz w:val="18"/>
+                <w:szCs w:val="18"/>
+              </w:rPr>
+            </w:pPr>
+            <w:r>
+              <w:rPr>
+                <w:rFonts w:cstheme="minorHAnsi"/>
+                <w:sz w:val="18"/>
+                <w:szCs w:val="18"/>
+              </w:rPr>
+              <w:t>1.876</w:t>
+            </w:r>
+          </w:p>
+        </w:tc>
+        <w:tc>
+          <w:tcPr>
+            <w:tcW w:w="1558" w:type="dxa"/>
+            <w:tcBorders>
+              <w:top w:val="nil"/>
+              <w:bottom w:val="nil"/>
+            </w:tcBorders>
+            <w:vAlign w:val="bottom"/>
+          </w:tcPr>
+          <w:p>
+            <w:pPr>
+              <w:jc w:val="right"/>
+              <w:rPr>
+                <w:rFonts w:cstheme="minorHAnsi"/>
+                <w:sz w:val="18"/>
+                <w:szCs w:val="18"/>
+              </w:rPr>
+            </w:pPr>
+            <w:r>
+              <w:rPr>
+                <w:rFonts w:cstheme="minorHAnsi"/>
+                <w:sz w:val="18"/>
+                <w:szCs w:val="18"/>
+              </w:rPr>
+              <w:t>0.652</w:t>
+            </w:r>
           </w:p>
         </w:tc>
       </w:tr>
@@ -29560,72 +30161,100 @@
                 <w:rFonts w:cstheme="minorHAnsi"/>
                 <w:sz w:val="18"/>
                 <w:szCs w:val="18"/>
-                <w:lang w:val="en-US"/>
-              </w:rPr>
-            </w:pPr>
-          </w:p>
-        </w:tc>
-        <w:tc>
-          <w:tcPr>
-            <w:tcW w:w="1558" w:type="dxa"/>
-            <w:tcBorders>
-              <w:top w:val="nil"/>
-              <w:bottom w:val="nil"/>
-            </w:tcBorders>
-            <w:vAlign w:val="bottom"/>
-          </w:tcPr>
-          <w:p>
-            <w:pPr>
-              <w:jc w:val="right"/>
-              <w:rPr>
-                <w:rFonts w:cstheme="minorHAnsi"/>
-                <w:sz w:val="18"/>
-                <w:szCs w:val="18"/>
-                <w:lang w:val="en-US"/>
-              </w:rPr>
-            </w:pPr>
-          </w:p>
-        </w:tc>
-        <w:tc>
-          <w:tcPr>
-            <w:tcW w:w="1558" w:type="dxa"/>
-            <w:tcBorders>
-              <w:top w:val="nil"/>
-              <w:bottom w:val="nil"/>
-            </w:tcBorders>
-            <w:vAlign w:val="bottom"/>
-          </w:tcPr>
-          <w:p>
-            <w:pPr>
-              <w:jc w:val="right"/>
-              <w:rPr>
-                <w:rFonts w:cstheme="minorHAnsi"/>
-                <w:sz w:val="18"/>
-                <w:szCs w:val="18"/>
-                <w:lang w:val="en-US"/>
-              </w:rPr>
-            </w:pPr>
-          </w:p>
-        </w:tc>
-        <w:tc>
-          <w:tcPr>
-            <w:tcW w:w="1558" w:type="dxa"/>
-            <w:tcBorders>
-              <w:top w:val="nil"/>
-              <w:bottom w:val="nil"/>
-            </w:tcBorders>
-            <w:vAlign w:val="bottom"/>
-          </w:tcPr>
-          <w:p>
-            <w:pPr>
-              <w:jc w:val="right"/>
-              <w:rPr>
-                <w:rFonts w:cstheme="minorHAnsi"/>
-                <w:sz w:val="18"/>
-                <w:szCs w:val="18"/>
-                <w:lang w:val="en-US"/>
-              </w:rPr>
-            </w:pPr>
+              </w:rPr>
+            </w:pPr>
+            <w:r>
+              <w:rPr>
+                <w:rFonts w:cstheme="minorHAnsi"/>
+                <w:sz w:val="18"/>
+                <w:szCs w:val="18"/>
+              </w:rPr>
+              <w:t>0.736</w:t>
+            </w:r>
+          </w:p>
+        </w:tc>
+        <w:tc>
+          <w:tcPr>
+            <w:tcW w:w="1558" w:type="dxa"/>
+            <w:tcBorders>
+              <w:top w:val="nil"/>
+              <w:bottom w:val="nil"/>
+            </w:tcBorders>
+            <w:vAlign w:val="bottom"/>
+          </w:tcPr>
+          <w:p>
+            <w:pPr>
+              <w:jc w:val="right"/>
+              <w:rPr>
+                <w:rFonts w:cstheme="minorHAnsi"/>
+                <w:sz w:val="18"/>
+                <w:szCs w:val="18"/>
+              </w:rPr>
+            </w:pPr>
+            <w:r>
+              <w:rPr>
+                <w:rFonts w:cstheme="minorHAnsi"/>
+                <w:sz w:val="18"/>
+                <w:szCs w:val="18"/>
+              </w:rPr>
+              <w:t>1.803</w:t>
+            </w:r>
+          </w:p>
+        </w:tc>
+        <w:tc>
+          <w:tcPr>
+            <w:tcW w:w="1558" w:type="dxa"/>
+            <w:tcBorders>
+              <w:top w:val="nil"/>
+              <w:bottom w:val="nil"/>
+            </w:tcBorders>
+            <w:vAlign w:val="bottom"/>
+          </w:tcPr>
+          <w:p>
+            <w:pPr>
+              <w:jc w:val="right"/>
+              <w:rPr>
+                <w:rFonts w:cstheme="minorHAnsi"/>
+                <w:sz w:val="18"/>
+                <w:szCs w:val="18"/>
+              </w:rPr>
+            </w:pPr>
+            <w:r>
+              <w:rPr>
+                <w:rFonts w:cstheme="minorHAnsi"/>
+                <w:sz w:val="18"/>
+                <w:szCs w:val="18"/>
+              </w:rPr>
+              <w:t>1.904</w:t>
+            </w:r>
+          </w:p>
+        </w:tc>
+        <w:tc>
+          <w:tcPr>
+            <w:tcW w:w="1558" w:type="dxa"/>
+            <w:tcBorders>
+              <w:top w:val="nil"/>
+              <w:bottom w:val="nil"/>
+            </w:tcBorders>
+            <w:vAlign w:val="bottom"/>
+          </w:tcPr>
+          <w:p>
+            <w:pPr>
+              <w:jc w:val="right"/>
+              <w:rPr>
+                <w:rFonts w:cstheme="minorHAnsi"/>
+                <w:sz w:val="18"/>
+                <w:szCs w:val="18"/>
+              </w:rPr>
+            </w:pPr>
+            <w:r>
+              <w:rPr>
+                <w:rFonts w:cstheme="minorHAnsi"/>
+                <w:sz w:val="18"/>
+                <w:szCs w:val="18"/>
+              </w:rPr>
+              <w:t>0.795</w:t>
+            </w:r>
           </w:p>
         </w:tc>
       </w:tr>
@@ -29699,72 +30328,100 @@
                 <w:rFonts w:cstheme="minorHAnsi"/>
                 <w:sz w:val="18"/>
                 <w:szCs w:val="18"/>
-                <w:lang w:val="en-US"/>
-              </w:rPr>
-            </w:pPr>
-          </w:p>
-        </w:tc>
-        <w:tc>
-          <w:tcPr>
-            <w:tcW w:w="1558" w:type="dxa"/>
-            <w:tcBorders>
-              <w:top w:val="nil"/>
-              <w:bottom w:val="nil"/>
-            </w:tcBorders>
-            <w:vAlign w:val="bottom"/>
-          </w:tcPr>
-          <w:p>
-            <w:pPr>
-              <w:jc w:val="right"/>
-              <w:rPr>
-                <w:rFonts w:cstheme="minorHAnsi"/>
-                <w:sz w:val="18"/>
-                <w:szCs w:val="18"/>
-                <w:lang w:val="en-US"/>
-              </w:rPr>
-            </w:pPr>
-          </w:p>
-        </w:tc>
-        <w:tc>
-          <w:tcPr>
-            <w:tcW w:w="1558" w:type="dxa"/>
-            <w:tcBorders>
-              <w:top w:val="nil"/>
-              <w:bottom w:val="nil"/>
-            </w:tcBorders>
-            <w:vAlign w:val="bottom"/>
-          </w:tcPr>
-          <w:p>
-            <w:pPr>
-              <w:jc w:val="right"/>
-              <w:rPr>
-                <w:rFonts w:cstheme="minorHAnsi"/>
-                <w:sz w:val="18"/>
-                <w:szCs w:val="18"/>
-                <w:lang w:val="en-US"/>
-              </w:rPr>
-            </w:pPr>
-          </w:p>
-        </w:tc>
-        <w:tc>
-          <w:tcPr>
-            <w:tcW w:w="1558" w:type="dxa"/>
-            <w:tcBorders>
-              <w:top w:val="nil"/>
-              <w:bottom w:val="nil"/>
-            </w:tcBorders>
-            <w:vAlign w:val="bottom"/>
-          </w:tcPr>
-          <w:p>
-            <w:pPr>
-              <w:jc w:val="right"/>
-              <w:rPr>
-                <w:rFonts w:cstheme="minorHAnsi"/>
-                <w:sz w:val="18"/>
-                <w:szCs w:val="18"/>
-                <w:lang w:val="en-US"/>
-              </w:rPr>
-            </w:pPr>
+              </w:rPr>
+            </w:pPr>
+            <w:r>
+              <w:rPr>
+                <w:rFonts w:cstheme="minorHAnsi"/>
+                <w:sz w:val="18"/>
+                <w:szCs w:val="18"/>
+              </w:rPr>
+              <w:t>0.877</w:t>
+            </w:r>
+          </w:p>
+        </w:tc>
+        <w:tc>
+          <w:tcPr>
+            <w:tcW w:w="1558" w:type="dxa"/>
+            <w:tcBorders>
+              <w:top w:val="nil"/>
+              <w:bottom w:val="nil"/>
+            </w:tcBorders>
+            <w:vAlign w:val="bottom"/>
+          </w:tcPr>
+          <w:p>
+            <w:pPr>
+              <w:jc w:val="right"/>
+              <w:rPr>
+                <w:rFonts w:cstheme="minorHAnsi"/>
+                <w:sz w:val="18"/>
+                <w:szCs w:val="18"/>
+              </w:rPr>
+            </w:pPr>
+            <w:r>
+              <w:rPr>
+                <w:rFonts w:cstheme="minorHAnsi"/>
+                <w:sz w:val="18"/>
+                <w:szCs w:val="18"/>
+              </w:rPr>
+              <w:t>1.804</w:t>
+            </w:r>
+          </w:p>
+        </w:tc>
+        <w:tc>
+          <w:tcPr>
+            <w:tcW w:w="1558" w:type="dxa"/>
+            <w:tcBorders>
+              <w:top w:val="nil"/>
+              <w:bottom w:val="nil"/>
+            </w:tcBorders>
+            <w:vAlign w:val="bottom"/>
+          </w:tcPr>
+          <w:p>
+            <w:pPr>
+              <w:jc w:val="right"/>
+              <w:rPr>
+                <w:rFonts w:cstheme="minorHAnsi"/>
+                <w:sz w:val="18"/>
+                <w:szCs w:val="18"/>
+              </w:rPr>
+            </w:pPr>
+            <w:r>
+              <w:rPr>
+                <w:rFonts w:cstheme="minorHAnsi"/>
+                <w:sz w:val="18"/>
+                <w:szCs w:val="18"/>
+              </w:rPr>
+              <w:t>1.920</w:t>
+            </w:r>
+          </w:p>
+        </w:tc>
+        <w:tc>
+          <w:tcPr>
+            <w:tcW w:w="1558" w:type="dxa"/>
+            <w:tcBorders>
+              <w:top w:val="nil"/>
+              <w:bottom w:val="nil"/>
+            </w:tcBorders>
+            <w:vAlign w:val="bottom"/>
+          </w:tcPr>
+          <w:p>
+            <w:pPr>
+              <w:jc w:val="right"/>
+              <w:rPr>
+                <w:rFonts w:cstheme="minorHAnsi"/>
+                <w:sz w:val="18"/>
+                <w:szCs w:val="18"/>
+              </w:rPr>
+            </w:pPr>
+            <w:r>
+              <w:rPr>
+                <w:rFonts w:cstheme="minorHAnsi"/>
+                <w:sz w:val="18"/>
+                <w:szCs w:val="18"/>
+              </w:rPr>
+              <w:t>0.933</w:t>
+            </w:r>
           </w:p>
         </w:tc>
       </w:tr>
@@ -29834,69 +30491,123 @@
                 <w:rFonts w:cstheme="minorHAnsi"/>
                 <w:sz w:val="18"/>
                 <w:szCs w:val="18"/>
-                <w:lang w:val="en-US"/>
-              </w:rPr>
-            </w:pPr>
-          </w:p>
-        </w:tc>
-        <w:tc>
-          <w:tcPr>
-            <w:tcW w:w="1558" w:type="dxa"/>
-            <w:tcBorders>
-              <w:top w:val="nil"/>
-            </w:tcBorders>
-            <w:vAlign w:val="bottom"/>
-          </w:tcPr>
-          <w:p>
-            <w:pPr>
-              <w:jc w:val="right"/>
-              <w:rPr>
-                <w:rFonts w:cstheme="minorHAnsi"/>
-                <w:sz w:val="18"/>
-                <w:szCs w:val="18"/>
-                <w:lang w:val="en-US"/>
-              </w:rPr>
-            </w:pPr>
-          </w:p>
-        </w:tc>
-        <w:tc>
-          <w:tcPr>
-            <w:tcW w:w="1558" w:type="dxa"/>
-            <w:tcBorders>
-              <w:top w:val="nil"/>
-            </w:tcBorders>
-            <w:vAlign w:val="bottom"/>
-          </w:tcPr>
-          <w:p>
-            <w:pPr>
-              <w:jc w:val="right"/>
-              <w:rPr>
-                <w:rFonts w:cstheme="minorHAnsi"/>
-                <w:sz w:val="18"/>
-                <w:szCs w:val="18"/>
-                <w:lang w:val="en-US"/>
-              </w:rPr>
-            </w:pPr>
-          </w:p>
-        </w:tc>
-        <w:tc>
-          <w:tcPr>
-            <w:tcW w:w="1558" w:type="dxa"/>
-            <w:tcBorders>
-              <w:top w:val="nil"/>
-            </w:tcBorders>
-            <w:vAlign w:val="bottom"/>
-          </w:tcPr>
-          <w:p>
-            <w:pPr>
-              <w:jc w:val="right"/>
-              <w:rPr>
-                <w:rFonts w:cstheme="minorHAnsi"/>
-                <w:sz w:val="18"/>
-                <w:szCs w:val="18"/>
-                <w:lang w:val="en-US"/>
-              </w:rPr>
-            </w:pPr>
+              </w:rPr>
+            </w:pPr>
+            <w:r>
+              <w:rPr>
+                <w:rFonts w:cstheme="minorHAnsi"/>
+                <w:sz w:val="18"/>
+                <w:szCs w:val="18"/>
+              </w:rPr>
+              <w:t>1</w:t>
+            </w:r>
+            <w:r>
+              <w:rPr>
+                <w:rFonts w:cstheme="minorHAnsi"/>
+                <w:sz w:val="18"/>
+                <w:szCs w:val="18"/>
+              </w:rPr>
+              <w:t xml:space="preserve"> (</w:t>
+            </w:r>
+            <w:proofErr w:type="spellStart"/>
+            <w:r>
+              <w:rPr>
+                <w:rFonts w:cstheme="minorHAnsi"/>
+                <w:sz w:val="18"/>
+                <w:szCs w:val="18"/>
+              </w:rPr>
+              <w:t>ratio</w:t>
+            </w:r>
+            <w:proofErr w:type="spellEnd"/>
+            <w:r>
+              <w:rPr>
+                <w:rFonts w:cstheme="minorHAnsi"/>
+                <w:sz w:val="18"/>
+                <w:szCs w:val="18"/>
+              </w:rPr>
+              <w:t>)</w:t>
+            </w:r>
+          </w:p>
+        </w:tc>
+        <w:tc>
+          <w:tcPr>
+            <w:tcW w:w="1558" w:type="dxa"/>
+            <w:tcBorders>
+              <w:top w:val="nil"/>
+            </w:tcBorders>
+            <w:vAlign w:val="bottom"/>
+          </w:tcPr>
+          <w:p>
+            <w:pPr>
+              <w:jc w:val="right"/>
+              <w:rPr>
+                <w:rFonts w:cstheme="minorHAnsi"/>
+                <w:sz w:val="18"/>
+                <w:szCs w:val="18"/>
+              </w:rPr>
+            </w:pPr>
+            <w:r>
+              <w:rPr>
+                <w:rFonts w:cstheme="minorHAnsi"/>
+                <w:sz w:val="18"/>
+                <w:szCs w:val="18"/>
+              </w:rPr>
+              <w:t>1.800</w:t>
+            </w:r>
+          </w:p>
+        </w:tc>
+        <w:tc>
+          <w:tcPr>
+            <w:tcW w:w="1558" w:type="dxa"/>
+            <w:tcBorders>
+              <w:top w:val="nil"/>
+            </w:tcBorders>
+            <w:vAlign w:val="bottom"/>
+          </w:tcPr>
+          <w:p>
+            <w:pPr>
+              <w:jc w:val="right"/>
+              <w:rPr>
+                <w:rFonts w:cstheme="minorHAnsi"/>
+                <w:sz w:val="18"/>
+                <w:szCs w:val="18"/>
+              </w:rPr>
+            </w:pPr>
+            <w:r>
+              <w:rPr>
+                <w:rFonts w:cstheme="minorHAnsi"/>
+                <w:sz w:val="18"/>
+                <w:szCs w:val="18"/>
+              </w:rPr>
+              <w:t>1.945</w:t>
+            </w:r>
+          </w:p>
+        </w:tc>
+        <w:tc>
+          <w:tcPr>
+            <w:tcW w:w="1558" w:type="dxa"/>
+            <w:tcBorders>
+              <w:top w:val="nil"/>
+            </w:tcBorders>
+            <w:vAlign w:val="bottom"/>
+          </w:tcPr>
+          <w:p>
+            <w:pPr>
+              <w:jc w:val="right"/>
+              <w:rPr>
+                <w:rFonts w:cstheme="minorHAnsi"/>
+                <w:sz w:val="18"/>
+                <w:szCs w:val="18"/>
+              </w:rPr>
+            </w:pPr>
+            <w:r>
+              <w:rPr>
+                <w:rFonts w:cstheme="minorHAnsi"/>
+                <w:sz w:val="18"/>
+                <w:szCs w:val="18"/>
+              </w:rPr>
+              <w:t>1.133</w:t>
+            </w:r>
           </w:p>
         </w:tc>
       </w:tr>
@@ -29916,22 +30627,13 @@
       </w:pPr>
       <w:r>
         <w:rPr>
+          <w:highlight w:val="yellow"/>
           <w:lang w:val="en-US"/>
         </w:rPr>
-        <w:t>XYZ geometr</w:t>
+        <w:t>XYZ geometries optimized at B3PW91/6-31G(d) level of DFT</w:t>
       </w:r>
-      <w:r>
-        <w:rPr>
-          <w:lang w:val="en-US"/>
-        </w:rPr>
-        <w:t>ies optimized at B3PW91/6-31G(d</w:t>
-      </w:r>
-      <w:r>
-        <w:rPr>
-          <w:lang w:val="en-US"/>
-        </w:rPr>
-        <w:t>) level of DFT</w:t>
-      </w:r>
+      <w:bookmarkStart w:id="0" w:name="_GoBack"/>
+      <w:bookmarkEnd w:id="0"/>
     </w:p>
     <w:p>
       <w:pPr>
